--- a/Sistem-Kendali-Cerdas/Modul-Word/Modul-11-Ikhtisar-Metode-Kontrol-Cerdas.docx
+++ b/Sistem-Kendali-Cerdas/Modul-Word/Modul-11-Ikhtisar-Metode-Kontrol-Cerdas.docx
@@ -3068,7 +3068,7 @@
           <w:i w:val="0"/>
           <w:sz w:val="22"/>
         </w:rPr>
-        <w:t xml:space="preserve">Konsekuensinya pada rancangan cukup besar. Sistem kontrol cerdas yang layak dipasang bukan hanya memuat model cerdasnya, melainkan juga mekanisme pemantauan, batas, dan jalur mundur — dan bagian terakhir inilah yang sering terlupakan pada penerapan pertama.</w:t>
+        <w:t xml:space="preserve">Konsekuensinya pada rancangan cukup besar. Sistem kontrol cerdas yang layak dipasang bukan hanya memuat model cerdasnya, melainkan juga mekanisme pemantauan, batas, dan jalur mundur, dan bagian terakhir inilah yang sering terlupakan pada penerapan pertama.</w:t>
       </w:r>
     </w:p>
     <w:p>
@@ -3416,7 +3416,7 @@
           <w:i w:val="0"/>
           <w:sz w:val="22"/>
         </w:rPr>
-        <w:t xml:space="preserve">Perhatian utama pada penerapannya adalah kemulusan peralihan. Perpindahan parameter yang mendadak menimbulkan lompatan keluaran, sehingga peralihan dibuat bertahap dan akumulator integral disiapkan agar keluaran tidak berubah seketika — persoalan yang sama dengan perpindahan mode manual ke otomatis.</w:t>
+        <w:t xml:space="preserve">Perhatian utama pada penerapannya adalah kemulusan peralihan. Perpindahan parameter yang mendadak menimbulkan lompatan keluaran, sehingga peralihan dibuat bertahap dan akumulator integral disiapkan agar keluaran tidak berubah seketika, persoalan yang sama dengan perpindahan mode manual ke otomatis.</w:t>
       </w:r>
     </w:p>
     <w:p>
@@ -4109,7 +4109,7 @@
           <w:i w:val="0"/>
           <w:sz w:val="22"/>
         </w:rPr>
-        <w:t xml:space="preserve">Penjadwalan gain memadai bila titik kerja berubah jauh lebih lambat daripada dinamika loop dan besaran penjadwalnya dapat diukur. Bila kedua syarat itu tidak terpenuhi — misalnya nonlinieritas berubah cepat atau penjadwalnya tidak terukur — barulah metode cerdas memberi keuntungan nyata.</w:t>
+        <w:t xml:space="preserve">Penjadwalan gain memadai bila titik kerja berubah jauh lebih lambat daripada dinamika loop dan besaran penjadwalnya dapat diukur. Bila kedua syarat itu tidak terpenuhi, misalnya nonlinieritas berubah cepat atau penjadwalnya tidak terukur, barulah metode cerdas memberi keuntungan nyata.</w:t>
       </w:r>
     </w:p>
     <w:p>
@@ -4958,7 +4958,7 @@
           <w:i w:val="0"/>
           <w:sz w:val="22"/>
         </w:rPr>
-        <w:t xml:space="preserve">     D. Penapis derau sensor</w:t>
+        <w:t xml:space="preserve">     D. Filter derau sensor</w:t>
       </w:r>
     </w:p>
     <w:p>

--- a/Sistem-Kendali-Cerdas/Modul-Word/Modul-11-Ikhtisar-Metode-Kontrol-Cerdas.docx
+++ b/Sistem-Kendali-Cerdas/Modul-Word/Modul-11-Ikhtisar-Metode-Kontrol-Cerdas.docx
@@ -1379,7 +1379,7 @@
                                 <w:szCs w:val="20"/>
                                 <w:lang w:val="en-US"/>
                               </w:rPr>
-                              <w:t>myclass.mercubuana.ac.id</w:t>
+                              <w:t xml:space="preserve">myclass.mercubuana.ac·id</w:t>
                             </w:r>
                           </w:p>
                         </w:txbxContent>
@@ -1426,7 +1426,7 @@
                           <w:szCs w:val="20"/>
                           <w:lang w:val="en-US"/>
                         </w:rPr>
-                        <w:t>myclass.mercubuana.ac.id</w:t>
+                        <w:t xml:space="preserve">myclass.mercubuana.ac·id</w:t>
                       </w:r>
                     </w:p>
                   </w:txbxContent>
@@ -2512,7 +2512,7 @@
                                 <w:sz w:val="20"/>
                                 <w:szCs w:val="20"/>
                               </w:rPr>
-                              <w:t>www.mercubuana.ac.id</w:t>
+                              <w:t xml:space="preserve">www.mercubuana.ac·id</w:t>
                             </w:r>
                           </w:p>
                         </w:txbxContent>
@@ -2558,7 +2558,7 @@
                           <w:sz w:val="20"/>
                           <w:szCs w:val="20"/>
                         </w:rPr>
-                        <w:t>www.mercubuana.ac.id</w:t>
+                        <w:t xml:space="preserve">www.mercubuana.ac·id</w:t>
                       </w:r>
                     </w:p>
                   </w:txbxContent>
@@ -2627,6 +2627,15 @@
           <w:sz w:val="22"/>
         </w:rPr>
         <w:t xml:space="preserve">Kontrol cerdas melengkapi kontrol klasik ketika plant nonlinier, parameter berubah, model sulit diturunkan, atau aturan operator lebih mudah dinyatakan daripada persamaan. Pemilihan metode harus mempertimbangkan data, interpretabilitas, komputasi, dan jaminan keselamatan.</w:t>
+      </w:r>
+      <w:r>
+        <w:rPr>
+          <w:rFonts w:ascii="Arial" w:hAnsi="Arial" w:cs="Arial"/>
+          <w:b w:val="0"/>
+          <w:i w:val="0"/>
+          <w:sz w:val="22"/>
+        </w:rPr>
+        <w:t xml:space="preserve"> Gambar 1 mengilustrasikan gagasan ini.</w:t>
       </w:r>
     </w:p>
     <w:p>
@@ -3176,7 +3185,7 @@
           <w:color w:val="305496"/>
           <w:sz w:val="22"/>
         </w:rPr>
-        <w:t xml:space="preserve">urutan bertanya: benarkah klasik gagal -&gt; pengetahuan atau data -&gt; biaya rawat</w:t>
+        <w:t xml:space="preserve">urutan bertanya: benarkah klasik gagal → pengetahuan atau data → biaya rawat</w:t>
       </w:r>
     </w:p>
     <w:p>
@@ -3866,6 +3875,15 @@
         </w:rPr>
         <w:t xml:space="preserve">Belum dapat dianalisis dengan perkakas linier.</w:t>
       </w:r>
+      <w:r>
+        <w:rPr>
+          <w:rFonts w:ascii="Arial" w:hAnsi="Arial" w:cs="Arial"/>
+          <w:b w:val="0"/>
+          <w:i w:val="0"/>
+          <w:sz w:val="22"/>
+        </w:rPr>
+        <w:t xml:space="preserve"> Hubungan ini dirangkum dalam Persamaan (1).</w:t>
+      </w:r>
     </w:p>
     <w:p>
       <w:pPr>
@@ -3895,44 +3913,8 @@
           <w:color w:val="305496"/>
           <w:sz w:val="22"/>
         </w:rPr>
-        <w:t xml:space="preserve">(x0, u0) dengan f(x0, u0) = 0</w:t>
-      </w:r>
-    </w:p>
-    <w:p>
-      <w:pPr>
-        <w:spacing w:line="360" w:lineRule="auto" w:after="120"/>
-        <w:jc w:val="both"/>
-      </w:pPr>
-      <w:r>
-        <w:rPr>
-          <w:rFonts w:ascii="Arial" w:hAnsi="Arial" w:cs="Arial"/>
-          <w:b w:val="0"/>
-          <w:i w:val="0"/>
-          <w:sz w:val="22"/>
-        </w:rPr>
-        <w:t xml:space="preserve">Titik setimbang tempat sistem biasa beroperasi.</w:t>
-      </w:r>
-    </w:p>
-    <w:p>
-      <w:pPr>
-        <w:spacing w:line="360" w:lineRule="auto" w:after="120"/>
-        <w:jc w:val="both"/>
-      </w:pPr>
-      <w:r>
-        <w:rPr>
-          <w:rFonts w:ascii="Arial" w:hAnsi="Arial" w:cs="Arial"/>
-          <w:b w:val="0"/>
-          <w:i w:val="0"/>
-          <w:sz w:val="22"/>
-        </w:rPr>
-        <w:t xml:space="preserve">3. Linearisasi di sekitarnya</w:t>
-      </w:r>
-    </w:p>
-    <w:p>
-      <w:pPr>
-        <w:spacing w:before="40" w:after="120"/>
-        <w:jc w:val="center"/>
-      </w:pPr>
+        <w:t xml:space="preserve">(</w:t>
+      </w:r>
       <w:r>
         <w:rPr>
           <w:rFonts w:ascii="Arial" w:hAnsi="Arial" w:cs="Arial"/>
@@ -3941,44 +3923,8 @@
           <w:color w:val="305496"/>
           <w:sz w:val="22"/>
         </w:rPr>
-        <w:t xml:space="preserve">dx' = A*dx + B*du</w:t>
-      </w:r>
-    </w:p>
-    <w:p>
-      <w:pPr>
-        <w:spacing w:line="360" w:lineRule="auto" w:after="120"/>
-        <w:jc w:val="both"/>
-      </w:pPr>
-      <w:r>
-        <w:rPr>
-          <w:rFonts w:ascii="Arial" w:hAnsi="Arial" w:cs="Arial"/>
-          <w:b w:val="0"/>
-          <w:i w:val="0"/>
-          <w:sz w:val="22"/>
-        </w:rPr>
-        <w:t xml:space="preserve">A dan B adalah turunan parsial f terhadap x dan u di titik itu.</w:t>
-      </w:r>
-    </w:p>
-    <w:p>
-      <w:pPr>
-        <w:spacing w:line="360" w:lineRule="auto" w:after="120"/>
-        <w:jc w:val="both"/>
-      </w:pPr>
-      <w:r>
-        <w:rPr>
-          <w:rFonts w:ascii="Arial" w:hAnsi="Arial" w:cs="Arial"/>
-          <w:b w:val="0"/>
-          <w:i w:val="0"/>
-          <w:sz w:val="22"/>
-        </w:rPr>
-        <w:t xml:space="preserve">4. Ulangi untuk beberapa titik</w:t>
-      </w:r>
-    </w:p>
-    <w:p>
-      <w:pPr>
-        <w:spacing w:before="40" w:after="120"/>
-        <w:jc w:val="center"/>
-      </w:pPr>
+        <w:t xml:space="preserve">x</w:t>
+      </w:r>
       <w:r>
         <w:rPr>
           <w:rFonts w:ascii="Arial" w:hAnsi="Arial" w:cs="Arial"/>
@@ -3986,45 +3932,10 @@
           <w:i/>
           <w:color w:val="305496"/>
           <w:sz w:val="22"/>
-        </w:rPr>
-        <w:t xml:space="preserve">A(p), B(p) untuk p = p1, p2, ...</w:t>
-      </w:r>
-    </w:p>
-    <w:p>
-      <w:pPr>
-        <w:spacing w:line="360" w:lineRule="auto" w:after="120"/>
-        <w:jc w:val="both"/>
-      </w:pPr>
-      <w:r>
-        <w:rPr>
-          <w:rFonts w:ascii="Arial" w:hAnsi="Arial" w:cs="Arial"/>
-          <w:b w:val="0"/>
-          <w:i w:val="0"/>
-          <w:sz w:val="22"/>
-        </w:rPr>
-        <w:t xml:space="preserve">p adalah besaran terukur yang mencirikan titik kerja, misalnya laju alir.</w:t>
-      </w:r>
-    </w:p>
-    <w:p>
-      <w:pPr>
-        <w:spacing w:line="360" w:lineRule="auto" w:after="120"/>
-        <w:jc w:val="both"/>
-      </w:pPr>
-      <w:r>
-        <w:rPr>
-          <w:rFonts w:ascii="Arial" w:hAnsi="Arial" w:cs="Arial"/>
-          <w:b w:val="0"/>
-          <w:i w:val="0"/>
-          <w:sz w:val="22"/>
-        </w:rPr>
-        <w:t xml:space="preserve">5. Rancang controller per titik</w:t>
-      </w:r>
-    </w:p>
-    <w:p>
-      <w:pPr>
-        <w:spacing w:before="40" w:after="120"/>
-        <w:jc w:val="center"/>
-      </w:pPr>
+          <w:vertAlign w:val="subscript"/>
+        </w:rPr>
+        <w:t xml:space="preserve">0</w:t>
+      </w:r>
       <w:r>
         <w:rPr>
           <w:rFonts w:ascii="Arial" w:hAnsi="Arial" w:cs="Arial"/>
@@ -4033,44 +3944,8 @@
           <w:color w:val="305496"/>
           <w:sz w:val="22"/>
         </w:rPr>
-        <w:t xml:space="preserve">C(p) dari spesifikasi yang sama</w:t>
-      </w:r>
-    </w:p>
-    <w:p>
-      <w:pPr>
-        <w:spacing w:line="360" w:lineRule="auto" w:after="120"/>
-        <w:jc w:val="both"/>
-      </w:pPr>
-      <w:r>
-        <w:rPr>
-          <w:rFonts w:ascii="Arial" w:hAnsi="Arial" w:cs="Arial"/>
-          <w:b w:val="0"/>
-          <w:i w:val="0"/>
-          <w:sz w:val="22"/>
-        </w:rPr>
-        <w:t xml:space="preserve">Tiap titik memberi satu himpunan parameter.</w:t>
-      </w:r>
-    </w:p>
-    <w:p>
-      <w:pPr>
-        <w:spacing w:line="360" w:lineRule="auto" w:after="120"/>
-        <w:jc w:val="both"/>
-      </w:pPr>
-      <w:r>
-        <w:rPr>
-          <w:rFonts w:ascii="Arial" w:hAnsi="Arial" w:cs="Arial"/>
-          <w:b w:val="0"/>
-          <w:i w:val="0"/>
-          <w:sz w:val="22"/>
-        </w:rPr>
-        <w:t xml:space="preserve">6. Jadwalkan berdasarkan p</w:t>
-      </w:r>
-    </w:p>
-    <w:p>
-      <w:pPr>
-        <w:spacing w:before="40" w:after="120"/>
-        <w:jc w:val="center"/>
-      </w:pPr>
+        <w:t xml:space="preserve">, </w:t>
+      </w:r>
       <w:r>
         <w:rPr>
           <w:rFonts w:ascii="Arial" w:hAnsi="Arial" w:cs="Arial"/>
@@ -4079,6 +3954,383 @@
           <w:color w:val="305496"/>
           <w:sz w:val="22"/>
         </w:rPr>
+        <w:t xml:space="preserve">u</w:t>
+      </w:r>
+      <w:r>
+        <w:rPr>
+          <w:rFonts w:ascii="Arial" w:hAnsi="Arial" w:cs="Arial"/>
+          <w:b/>
+          <w:i/>
+          <w:color w:val="305496"/>
+          <w:sz w:val="22"/>
+          <w:vertAlign w:val="subscript"/>
+        </w:rPr>
+        <w:t xml:space="preserve">0</w:t>
+      </w:r>
+      <w:r>
+        <w:rPr>
+          <w:rFonts w:ascii="Arial" w:hAnsi="Arial" w:cs="Arial"/>
+          <w:b/>
+          <w:i/>
+          <w:color w:val="305496"/>
+          <w:sz w:val="22"/>
+        </w:rPr>
+        <w:t xml:space="preserve">) dengan f(</w:t>
+      </w:r>
+      <w:r>
+        <w:rPr>
+          <w:rFonts w:ascii="Arial" w:hAnsi="Arial" w:cs="Arial"/>
+          <w:b/>
+          <w:i/>
+          <w:color w:val="305496"/>
+          <w:sz w:val="22"/>
+        </w:rPr>
+        <w:t xml:space="preserve">x</w:t>
+      </w:r>
+      <w:r>
+        <w:rPr>
+          <w:rFonts w:ascii="Arial" w:hAnsi="Arial" w:cs="Arial"/>
+          <w:b/>
+          <w:i/>
+          <w:color w:val="305496"/>
+          <w:sz w:val="22"/>
+          <w:vertAlign w:val="subscript"/>
+        </w:rPr>
+        <w:t xml:space="preserve">0</w:t>
+      </w:r>
+      <w:r>
+        <w:rPr>
+          <w:rFonts w:ascii="Arial" w:hAnsi="Arial" w:cs="Arial"/>
+          <w:b/>
+          <w:i/>
+          <w:color w:val="305496"/>
+          <w:sz w:val="22"/>
+        </w:rPr>
+        <w:t xml:space="preserve">, </w:t>
+      </w:r>
+      <w:r>
+        <w:rPr>
+          <w:rFonts w:ascii="Arial" w:hAnsi="Arial" w:cs="Arial"/>
+          <w:b/>
+          <w:i/>
+          <w:color w:val="305496"/>
+          <w:sz w:val="22"/>
+        </w:rPr>
+        <w:t xml:space="preserve">u</w:t>
+      </w:r>
+      <w:r>
+        <w:rPr>
+          <w:rFonts w:ascii="Arial" w:hAnsi="Arial" w:cs="Arial"/>
+          <w:b/>
+          <w:i/>
+          <w:color w:val="305496"/>
+          <w:sz w:val="22"/>
+          <w:vertAlign w:val="subscript"/>
+        </w:rPr>
+        <w:t xml:space="preserve">0</w:t>
+      </w:r>
+      <w:r>
+        <w:rPr>
+          <w:rFonts w:ascii="Arial" w:hAnsi="Arial" w:cs="Arial"/>
+          <w:b/>
+          <w:i/>
+          <w:color w:val="305496"/>
+          <w:sz w:val="22"/>
+        </w:rPr>
+        <w:t xml:space="preserve">) = 0</w:t>
+      </w:r>
+      <w:r>
+        <w:rPr>
+          <w:rFonts w:ascii="Arial" w:hAnsi="Arial" w:cs="Arial"/>
+          <w:b/>
+          <w:i/>
+          <w:color w:val="305496"/>
+          <w:sz w:val="22"/>
+        </w:rPr>
+        <w:t xml:space="preserve">   (1)</w:t>
+      </w:r>
+    </w:p>
+    <w:p>
+      <w:pPr>
+        <w:spacing w:line="360" w:lineRule="auto" w:after="120"/>
+        <w:jc w:val="both"/>
+      </w:pPr>
+      <w:r>
+        <w:rPr>
+          <w:rFonts w:ascii="Arial" w:hAnsi="Arial" w:cs="Arial"/>
+          <w:b w:val="0"/>
+          <w:i w:val="0"/>
+          <w:sz w:val="22"/>
+        </w:rPr>
+        <w:t xml:space="preserve">Titik setimbang tempat sistem biasa beroperasi.</w:t>
+      </w:r>
+      <w:r>
+        <w:rPr>
+          <w:rFonts w:ascii="Arial" w:hAnsi="Arial" w:cs="Arial"/>
+          <w:b w:val="0"/>
+          <w:i w:val="0"/>
+          <w:sz w:val="22"/>
+        </w:rPr>
+        <w:t xml:space="preserve"> Bentuk ringkasnya dituliskan pada Persamaan (2).</w:t>
+      </w:r>
+    </w:p>
+    <w:p>
+      <w:pPr>
+        <w:spacing w:line="360" w:lineRule="auto" w:after="120"/>
+        <w:jc w:val="both"/>
+      </w:pPr>
+      <w:r>
+        <w:rPr>
+          <w:rFonts w:ascii="Arial" w:hAnsi="Arial" w:cs="Arial"/>
+          <w:b w:val="0"/>
+          <w:i w:val="0"/>
+          <w:sz w:val="22"/>
+        </w:rPr>
+        <w:t xml:space="preserve">3. Linearisasi di sekitarnya</w:t>
+      </w:r>
+    </w:p>
+    <w:p>
+      <w:pPr>
+        <w:spacing w:before="40" w:after="120"/>
+        <w:jc w:val="center"/>
+      </w:pPr>
+      <w:r>
+        <w:rPr>
+          <w:rFonts w:ascii="Arial" w:hAnsi="Arial" w:cs="Arial"/>
+          <w:b/>
+          <w:i/>
+          <w:color w:val="305496"/>
+          <w:sz w:val="22"/>
+        </w:rPr>
+        <w:t xml:space="preserve">dx' = A·dx + B·du</w:t>
+      </w:r>
+      <w:r>
+        <w:rPr>
+          <w:rFonts w:ascii="Arial" w:hAnsi="Arial" w:cs="Arial"/>
+          <w:b/>
+          <w:i/>
+          <w:color w:val="305496"/>
+          <w:sz w:val="22"/>
+        </w:rPr>
+        <w:t xml:space="preserve">   (2)</w:t>
+      </w:r>
+    </w:p>
+    <w:p>
+      <w:pPr>
+        <w:spacing w:line="360" w:lineRule="auto" w:after="120"/>
+        <w:jc w:val="both"/>
+      </w:pPr>
+      <w:r>
+        <w:rPr>
+          <w:rFonts w:ascii="Arial" w:hAnsi="Arial" w:cs="Arial"/>
+          <w:b w:val="0"/>
+          <w:i w:val="0"/>
+          <w:sz w:val="22"/>
+        </w:rPr>
+        <w:t xml:space="preserve">A dan B adalah turunan parsial f terhadap x dan u di titik itu.</w:t>
+      </w:r>
+      <w:r>
+        <w:rPr>
+          <w:rFonts w:ascii="Arial" w:hAnsi="Arial" w:cs="Arial"/>
+          <w:b w:val="0"/>
+          <w:i w:val="0"/>
+          <w:sz w:val="22"/>
+        </w:rPr>
+        <w:t xml:space="preserve"> Persamaan (3) memadatkan aturan tersebut.</w:t>
+      </w:r>
+    </w:p>
+    <w:p>
+      <w:pPr>
+        <w:spacing w:line="360" w:lineRule="auto" w:after="120"/>
+        <w:jc w:val="both"/>
+      </w:pPr>
+      <w:r>
+        <w:rPr>
+          <w:rFonts w:ascii="Arial" w:hAnsi="Arial" w:cs="Arial"/>
+          <w:b w:val="0"/>
+          <w:i w:val="0"/>
+          <w:sz w:val="22"/>
+        </w:rPr>
+        <w:t xml:space="preserve">4. Ulangi untuk beberapa titik</w:t>
+      </w:r>
+    </w:p>
+    <w:p>
+      <w:pPr>
+        <w:spacing w:before="40" w:after="120"/>
+        <w:jc w:val="center"/>
+      </w:pPr>
+      <w:r>
+        <w:rPr>
+          <w:rFonts w:ascii="Arial" w:hAnsi="Arial" w:cs="Arial"/>
+          <w:b/>
+          <w:i/>
+          <w:color w:val="305496"/>
+          <w:sz w:val="22"/>
+        </w:rPr>
+        <w:t xml:space="preserve">A(p), B(p) untuk p = </w:t>
+      </w:r>
+      <w:r>
+        <w:rPr>
+          <w:rFonts w:ascii="Arial" w:hAnsi="Arial" w:cs="Arial"/>
+          <w:b/>
+          <w:i/>
+          <w:color w:val="305496"/>
+          <w:sz w:val="22"/>
+        </w:rPr>
+        <w:t xml:space="preserve">p</w:t>
+      </w:r>
+      <w:r>
+        <w:rPr>
+          <w:rFonts w:ascii="Arial" w:hAnsi="Arial" w:cs="Arial"/>
+          <w:b/>
+          <w:i/>
+          <w:color w:val="305496"/>
+          <w:sz w:val="22"/>
+          <w:vertAlign w:val="subscript"/>
+        </w:rPr>
+        <w:t xml:space="preserve">1</w:t>
+      </w:r>
+      <w:r>
+        <w:rPr>
+          <w:rFonts w:ascii="Arial" w:hAnsi="Arial" w:cs="Arial"/>
+          <w:b/>
+          <w:i/>
+          <w:color w:val="305496"/>
+          <w:sz w:val="22"/>
+        </w:rPr>
+        <w:t xml:space="preserve">, </w:t>
+      </w:r>
+      <w:r>
+        <w:rPr>
+          <w:rFonts w:ascii="Arial" w:hAnsi="Arial" w:cs="Arial"/>
+          <w:b/>
+          <w:i/>
+          <w:color w:val="305496"/>
+          <w:sz w:val="22"/>
+        </w:rPr>
+        <w:t xml:space="preserve">p</w:t>
+      </w:r>
+      <w:r>
+        <w:rPr>
+          <w:rFonts w:ascii="Arial" w:hAnsi="Arial" w:cs="Arial"/>
+          <w:b/>
+          <w:i/>
+          <w:color w:val="305496"/>
+          <w:sz w:val="22"/>
+          <w:vertAlign w:val="subscript"/>
+        </w:rPr>
+        <w:t xml:space="preserve">2</w:t>
+      </w:r>
+      <w:r>
+        <w:rPr>
+          <w:rFonts w:ascii="Arial" w:hAnsi="Arial" w:cs="Arial"/>
+          <w:b/>
+          <w:i/>
+          <w:color w:val="305496"/>
+          <w:sz w:val="22"/>
+        </w:rPr>
+        <w:t xml:space="preserve">, ...</w:t>
+      </w:r>
+      <w:r>
+        <w:rPr>
+          <w:rFonts w:ascii="Arial" w:hAnsi="Arial" w:cs="Arial"/>
+          <w:b/>
+          <w:i/>
+          <w:color w:val="305496"/>
+          <w:sz w:val="22"/>
+        </w:rPr>
+        <w:t xml:space="preserve">   (3)</w:t>
+      </w:r>
+    </w:p>
+    <w:p>
+      <w:pPr>
+        <w:spacing w:line="360" w:lineRule="auto" w:after="120"/>
+        <w:jc w:val="both"/>
+      </w:pPr>
+      <w:r>
+        <w:rPr>
+          <w:rFonts w:ascii="Arial" w:hAnsi="Arial" w:cs="Arial"/>
+          <w:b w:val="0"/>
+          <w:i w:val="0"/>
+          <w:sz w:val="22"/>
+        </w:rPr>
+        <w:t xml:space="preserve">p adalah besaran terukur yang mencirikan titik kerja, misalnya laju alir.</w:t>
+      </w:r>
+    </w:p>
+    <w:p>
+      <w:pPr>
+        <w:spacing w:line="360" w:lineRule="auto" w:after="120"/>
+        <w:jc w:val="both"/>
+      </w:pPr>
+      <w:r>
+        <w:rPr>
+          <w:rFonts w:ascii="Arial" w:hAnsi="Arial" w:cs="Arial"/>
+          <w:b w:val="0"/>
+          <w:i w:val="0"/>
+          <w:sz w:val="22"/>
+        </w:rPr>
+        <w:t xml:space="preserve">5. Rancang controller per titik</w:t>
+      </w:r>
+    </w:p>
+    <w:p>
+      <w:pPr>
+        <w:spacing w:before="40" w:after="120"/>
+        <w:jc w:val="center"/>
+      </w:pPr>
+      <w:r>
+        <w:rPr>
+          <w:rFonts w:ascii="Arial" w:hAnsi="Arial" w:cs="Arial"/>
+          <w:b/>
+          <w:i/>
+          <w:color w:val="305496"/>
+          <w:sz w:val="22"/>
+        </w:rPr>
+        <w:t xml:space="preserve">C(p) dari spesifikasi yang sama</w:t>
+      </w:r>
+    </w:p>
+    <w:p>
+      <w:pPr>
+        <w:spacing w:line="360" w:lineRule="auto" w:after="120"/>
+        <w:jc w:val="both"/>
+      </w:pPr>
+      <w:r>
+        <w:rPr>
+          <w:rFonts w:ascii="Arial" w:hAnsi="Arial" w:cs="Arial"/>
+          <w:b w:val="0"/>
+          <w:i w:val="0"/>
+          <w:sz w:val="22"/>
+        </w:rPr>
+        <w:t xml:space="preserve">Tiap titik memberi satu himpunan parameter.</w:t>
+      </w:r>
+    </w:p>
+    <w:p>
+      <w:pPr>
+        <w:spacing w:line="360" w:lineRule="auto" w:after="120"/>
+        <w:jc w:val="both"/>
+      </w:pPr>
+      <w:r>
+        <w:rPr>
+          <w:rFonts w:ascii="Arial" w:hAnsi="Arial" w:cs="Arial"/>
+          <w:b w:val="0"/>
+          <w:i w:val="0"/>
+          <w:sz w:val="22"/>
+        </w:rPr>
+        <w:t xml:space="preserve">6. Jadwalkan berdasarkan p</w:t>
+      </w:r>
+    </w:p>
+    <w:p>
+      <w:pPr>
+        <w:spacing w:before="40" w:after="120"/>
+        <w:jc w:val="center"/>
+      </w:pPr>
+      <w:r>
+        <w:rPr>
+          <w:rFonts w:ascii="Arial" w:hAnsi="Arial" w:cs="Arial"/>
+          <w:b/>
+          <w:i/>
+          <w:color w:val="305496"/>
+          <w:sz w:val="22"/>
+        </w:rPr>
         <w:t xml:space="preserve">parameter dipilih dari p yang terukur saat itu</w:t>
       </w:r>
     </w:p>
@@ -4110,6 +4362,15 @@
           <w:sz w:val="22"/>
         </w:rPr>
         <w:t xml:space="preserve">Penjadwalan gain memadai bila titik kerja berubah jauh lebih lambat daripada dinamika loop dan besaran penjadwalnya dapat diukur. Bila kedua syarat itu tidak terpenuhi, misalnya nonlinieritas berubah cepat atau penjadwalnya tidak terukur, barulah metode cerdas memberi keuntungan nyata.</w:t>
+      </w:r>
+      <w:r>
+        <w:rPr>
+          <w:rFonts w:ascii="Arial" w:hAnsi="Arial" w:cs="Arial"/>
+          <w:b w:val="0"/>
+          <w:i w:val="0"/>
+          <w:sz w:val="22"/>
+        </w:rPr>
+        <w:t xml:space="preserve"> Rangkuman kuantitatifnya tertulis pada Persamaan (4).</w:t>
       </w:r>
     </w:p>
     <w:p>
@@ -4180,42 +4441,6 @@
         </w:rPr>
         <w:t xml:space="preserve">6,0/1,5 = 4</w:t>
       </w:r>
-    </w:p>
-    <w:p>
-      <w:pPr>
-        <w:spacing w:line="360" w:lineRule="auto" w:after="120"/>
-        <w:jc w:val="both"/>
-      </w:pPr>
-      <w:r>
-        <w:rPr>
-          <w:rFonts w:ascii="Arial" w:hAnsi="Arial" w:cs="Arial"/>
-          <w:b w:val="0"/>
-          <w:i w:val="0"/>
-          <w:sz w:val="22"/>
-        </w:rPr>
-        <w:t xml:space="preserve">Gain berubah empat kali lipat di seluruh rentang operasi.</w:t>
-      </w:r>
-    </w:p>
-    <w:p>
-      <w:pPr>
-        <w:spacing w:line="360" w:lineRule="auto" w:after="120"/>
-        <w:jc w:val="both"/>
-      </w:pPr>
-      <w:r>
-        <w:rPr>
-          <w:rFonts w:ascii="Arial" w:hAnsi="Arial" w:cs="Arial"/>
-          <w:b w:val="0"/>
-          <w:i w:val="0"/>
-          <w:sz w:val="22"/>
-        </w:rPr>
-        <w:t xml:space="preserve">2. Nilai dampaknya pada gain loop</w:t>
-      </w:r>
-    </w:p>
-    <w:p>
-      <w:pPr>
-        <w:spacing w:before="40" w:after="120"/>
-        <w:jc w:val="center"/>
-      </w:pPr>
       <w:r>
         <w:rPr>
           <w:rFonts w:ascii="Arial" w:hAnsi="Arial" w:cs="Arial"/>
@@ -4224,37 +4449,37 @@
           <w:color w:val="305496"/>
           <w:sz w:val="22"/>
         </w:rPr>
-        <w:t xml:space="preserve">L berubah empat kali pula</w:t>
-      </w:r>
-    </w:p>
-    <w:p>
-      <w:pPr>
-        <w:spacing w:line="360" w:lineRule="auto" w:after="120"/>
-        <w:jc w:val="both"/>
-      </w:pPr>
-      <w:r>
-        <w:rPr>
-          <w:rFonts w:ascii="Arial" w:hAnsi="Arial" w:cs="Arial"/>
-          <w:b w:val="0"/>
-          <w:i w:val="0"/>
-          <w:sz w:val="22"/>
-        </w:rPr>
-        <w:t xml:space="preserve">Penyetelan yang pas di satu ujung akan terlalu agresif atau terlalu lamban di ujung lain.</w:t>
-      </w:r>
-    </w:p>
-    <w:p>
-      <w:pPr>
-        <w:spacing w:line="360" w:lineRule="auto" w:after="120"/>
-        <w:jc w:val="both"/>
-      </w:pPr>
-      <w:r>
-        <w:rPr>
-          <w:rFonts w:ascii="Arial" w:hAnsi="Arial" w:cs="Arial"/>
-          <w:b w:val="0"/>
-          <w:i w:val="0"/>
-          <w:sz w:val="22"/>
-        </w:rPr>
-        <w:t xml:space="preserve">3. Bandingkan skala waktu</w:t>
+        <w:t xml:space="preserve">   (4)</w:t>
+      </w:r>
+    </w:p>
+    <w:p>
+      <w:pPr>
+        <w:spacing w:line="360" w:lineRule="auto" w:after="120"/>
+        <w:jc w:val="both"/>
+      </w:pPr>
+      <w:r>
+        <w:rPr>
+          <w:rFonts w:ascii="Arial" w:hAnsi="Arial" w:cs="Arial"/>
+          <w:b w:val="0"/>
+          <w:i w:val="0"/>
+          <w:sz w:val="22"/>
+        </w:rPr>
+        <w:t xml:space="preserve">Gain berubah empat kali lipat di seluruh rentang operasi.</w:t>
+      </w:r>
+    </w:p>
+    <w:p>
+      <w:pPr>
+        <w:spacing w:line="360" w:lineRule="auto" w:after="120"/>
+        <w:jc w:val="both"/>
+      </w:pPr>
+      <w:r>
+        <w:rPr>
+          <w:rFonts w:ascii="Arial" w:hAnsi="Arial" w:cs="Arial"/>
+          <w:b w:val="0"/>
+          <w:i w:val="0"/>
+          <w:sz w:val="22"/>
+        </w:rPr>
+        <w:t xml:space="preserve">2. Nilai dampaknya pada gain loop</w:t>
       </w:r>
     </w:p>
     <w:p>
@@ -4270,7 +4495,72 @@
           <w:color w:val="305496"/>
           <w:sz w:val="22"/>
         </w:rPr>
+        <w:t xml:space="preserve">L berubah empat kali pula</w:t>
+      </w:r>
+    </w:p>
+    <w:p>
+      <w:pPr>
+        <w:spacing w:line="360" w:lineRule="auto" w:after="120"/>
+        <w:jc w:val="both"/>
+      </w:pPr>
+      <w:r>
+        <w:rPr>
+          <w:rFonts w:ascii="Arial" w:hAnsi="Arial" w:cs="Arial"/>
+          <w:b w:val="0"/>
+          <w:i w:val="0"/>
+          <w:sz w:val="22"/>
+        </w:rPr>
+        <w:t xml:space="preserve">Penyetelan yang pas di satu ujung akan terlalu agresif atau terlalu lamban di ujung lain.</w:t>
+      </w:r>
+      <w:r>
+        <w:rPr>
+          <w:rFonts w:ascii="Arial" w:hAnsi="Arial" w:cs="Arial"/>
+          <w:b w:val="0"/>
+          <w:i w:val="0"/>
+          <w:sz w:val="22"/>
+        </w:rPr>
+        <w:t xml:space="preserve"> Hubungan ini dirangkum dalam Persamaan (5).</w:t>
+      </w:r>
+    </w:p>
+    <w:p>
+      <w:pPr>
+        <w:spacing w:line="360" w:lineRule="auto" w:after="120"/>
+        <w:jc w:val="both"/>
+      </w:pPr>
+      <w:r>
+        <w:rPr>
+          <w:rFonts w:ascii="Arial" w:hAnsi="Arial" w:cs="Arial"/>
+          <w:b w:val="0"/>
+          <w:i w:val="0"/>
+          <w:sz w:val="22"/>
+        </w:rPr>
+        <w:t xml:space="preserve">3. Bandingkan skala waktu</w:t>
+      </w:r>
+    </w:p>
+    <w:p>
+      <w:pPr>
+        <w:spacing w:before="40" w:after="120"/>
+        <w:jc w:val="center"/>
+      </w:pPr>
+      <w:r>
+        <w:rPr>
+          <w:rFonts w:ascii="Arial" w:hAnsi="Arial" w:cs="Arial"/>
+          <w:b/>
+          <w:i/>
+          <w:color w:val="305496"/>
+          <w:sz w:val="22"/>
+        </w:rPr>
         <w:t xml:space="preserve">1800 detik berbanding 40 detik = 45</w:t>
+      </w:r>
+      <w:r>
+        <w:rPr>
+          <w:rFonts w:ascii="Arial" w:hAnsi="Arial" w:cs="Arial"/>
+          <w:b/>
+          <w:i/>
+          <w:color w:val="305496"/>
+          <w:sz w:val="22"/>
+        </w:rPr>
+        <w:t xml:space="preserve">   (5)</w:t>
       </w:r>
     </w:p>
     <w:p>
@@ -5515,6 +5805,15 @@
           <w:sz w:val="22"/>
         </w:rPr>
         <w:t xml:space="preserve">Parameter acuan: Reaktor dengan gain proses yang berubah dari 1,5 sampai 6,0 bergantung laju umpan. Konstanta waktu loop temperatur 40 detik, sedangkan laju umpan berubah dengan konstanta waktu 1800 detik dan dapat diukur. Gain nominal diambil sebagai rata-rata geometrik, dan controller proporsional dirancang untuk gain loop 6.</w:t>
+      </w:r>
+      <w:r>
+        <w:rPr>
+          <w:rFonts w:ascii="Arial" w:hAnsi="Arial" w:cs="Arial"/>
+          <w:b w:val="0"/>
+          <w:i w:val="0"/>
+          <w:sz w:val="22"/>
+        </w:rPr>
+        <w:t xml:space="preserve"> Rinciannya dirangkum pada Tabel 1.</w:t>
       </w:r>
     </w:p>
     <w:p>
@@ -5685,7 +5984,7 @@
                 <w:i w:val="0"/>
                 <w:sz w:val="19"/>
               </w:rPr>
-              <w:t xml:space="preserve">tau loop</w:t>
+              <w:t xml:space="preserve">τ loop</w:t>
             </w:r>
           </w:p>
         </w:tc>
@@ -5742,7 +6041,7 @@
                 <w:i w:val="0"/>
                 <w:sz w:val="19"/>
               </w:rPr>
-              <w:t xml:space="preserve">tau perubahan titik kerja</w:t>
+              <w:t xml:space="preserve">τ perubahan titik kerja</w:t>
             </w:r>
           </w:p>
         </w:tc>
@@ -6028,112 +6327,364 @@
           <w:i w:val="0"/>
           <w:sz w:val="22"/>
         </w:rPr>
-        <w:t xml:space="preserve">C7. Hitung error tunak pada gain proses minimum. Cetak: e_ss min.</w:t>
-      </w:r>
-    </w:p>
-    <w:p>
-      <w:pPr>
-        <w:spacing w:line="360" w:lineRule="auto" w:after="120"/>
-        <w:jc w:val="both"/>
-      </w:pPr>
-      <w:r>
-        <w:rPr>
-          <w:rFonts w:ascii="Arial" w:hAnsi="Arial" w:cs="Arial"/>
-          <w:b w:val="0"/>
-          <w:i w:val="0"/>
-          <w:sz w:val="22"/>
-        </w:rPr>
-        <w:t xml:space="preserve">–  PETUNJUK: Langkah: 1) peroleh Kp. 2) hitung L pada gain minimum. 3) e_ss = 1/(1 + L).</w:t>
-      </w:r>
-    </w:p>
-    <w:p>
-      <w:pPr>
-        <w:spacing w:line="360" w:lineRule="auto" w:after="120"/>
-        <w:jc w:val="both"/>
-      </w:pPr>
-      <w:r>
-        <w:rPr>
-          <w:rFonts w:ascii="Arial" w:hAnsi="Arial" w:cs="Arial"/>
-          <w:b w:val="0"/>
-          <w:i w:val="0"/>
-          <w:sz w:val="22"/>
-        </w:rPr>
-        <w:t xml:space="preserve">C8. Hitung error tunak pada gain proses maksimum. Cetak: e_ss maks.</w:t>
-      </w:r>
-    </w:p>
-    <w:p>
-      <w:pPr>
-        <w:spacing w:line="360" w:lineRule="auto" w:after="120"/>
-        <w:jc w:val="both"/>
-      </w:pPr>
-      <w:r>
-        <w:rPr>
-          <w:rFonts w:ascii="Arial" w:hAnsi="Arial" w:cs="Arial"/>
-          <w:b w:val="0"/>
-          <w:i w:val="0"/>
-          <w:sz w:val="22"/>
-        </w:rPr>
-        <w:t xml:space="preserve">–  PETUNJUK: Langkah: 1) peroleh Kp. 2) hitung L pada gain maksimum. 3) e_ss = 1/(1 + L).</w:t>
-      </w:r>
-    </w:p>
-    <w:p>
-      <w:pPr>
-        <w:spacing w:line="360" w:lineRule="auto" w:after="120"/>
-        <w:jc w:val="both"/>
-      </w:pPr>
-      <w:r>
-        <w:rPr>
-          <w:rFonts w:ascii="Arial" w:hAnsi="Arial" w:cs="Arial"/>
-          <w:b w:val="0"/>
-          <w:i w:val="0"/>
-          <w:sz w:val="22"/>
-        </w:rPr>
-        <w:t xml:space="preserve">C9. Hitung rasio error tunak antara kedua ujung rentang operasi. Cetak: rasio e_ss.</w:t>
-      </w:r>
-    </w:p>
-    <w:p>
-      <w:pPr>
-        <w:spacing w:line="360" w:lineRule="auto" w:after="120"/>
-        <w:jc w:val="both"/>
-      </w:pPr>
-      <w:r>
-        <w:rPr>
-          <w:rFonts w:ascii="Arial" w:hAnsi="Arial" w:cs="Arial"/>
-          <w:b w:val="0"/>
-          <w:i w:val="0"/>
-          <w:sz w:val="22"/>
-        </w:rPr>
-        <w:t xml:space="preserve">–  PETUNJUK: Langkah: 1) hitung e_ss pada gain minimum. 2) hitung e_ss pada gain maksimum. 3) bagi keduanya.</w:t>
-      </w:r>
-    </w:p>
-    <w:p>
-      <w:pPr>
-        <w:spacing w:line="360" w:lineRule="auto" w:after="120"/>
-        <w:jc w:val="both"/>
-      </w:pPr>
-      <w:r>
-        <w:rPr>
-          <w:rFonts w:ascii="Arial" w:hAnsi="Arial" w:cs="Arial"/>
-          <w:b w:val="0"/>
-          <w:i w:val="0"/>
-          <w:sz w:val="22"/>
-        </w:rPr>
-        <w:t xml:space="preserve">C10. Hitung konstanta waktu loop tertutup pada gain proses minimum, dalam detik. Cetak: tau_cl min.</w:t>
-      </w:r>
-    </w:p>
-    <w:p>
-      <w:pPr>
-        <w:spacing w:line="360" w:lineRule="auto" w:after="120"/>
-        <w:jc w:val="both"/>
-      </w:pPr>
-      <w:r>
-        <w:rPr>
-          <w:rFonts w:ascii="Arial" w:hAnsi="Arial" w:cs="Arial"/>
-          <w:b w:val="0"/>
-          <w:i w:val="0"/>
-          <w:sz w:val="22"/>
-        </w:rPr>
-        <w:t xml:space="preserve">–  PETUNJUK: Langkah: 1) peroleh L pada gain minimum. 2) ambil tau loop. 3) tau_cl = tau/(1 + L).</w:t>
+        <w:t xml:space="preserve">C7. Hitung error tunak pada gain proses minimum. Cetak: </w:t>
+      </w:r>
+      <w:r>
+        <w:rPr>
+          <w:rFonts w:ascii="Arial" w:hAnsi="Arial" w:cs="Arial"/>
+          <w:b w:val="0"/>
+          <w:i w:val="0"/>
+          <w:sz w:val="22"/>
+        </w:rPr>
+        <w:t xml:space="preserve">e</w:t>
+      </w:r>
+      <w:r>
+        <w:rPr>
+          <w:rFonts w:ascii="Arial" w:hAnsi="Arial" w:cs="Arial"/>
+          <w:b w:val="0"/>
+          <w:i w:val="0"/>
+          <w:sz w:val="22"/>
+          <w:vertAlign w:val="subscript"/>
+        </w:rPr>
+        <w:t xml:space="preserve">ss</w:t>
+      </w:r>
+      <w:r>
+        <w:rPr>
+          <w:rFonts w:ascii="Arial" w:hAnsi="Arial" w:cs="Arial"/>
+          <w:b w:val="0"/>
+          <w:i w:val="0"/>
+          <w:sz w:val="22"/>
+        </w:rPr>
+        <w:t xml:space="preserve"> min.</w:t>
+      </w:r>
+    </w:p>
+    <w:p>
+      <w:pPr>
+        <w:spacing w:line="360" w:lineRule="auto" w:after="120"/>
+        <w:jc w:val="both"/>
+      </w:pPr>
+      <w:r>
+        <w:rPr>
+          <w:rFonts w:ascii="Arial" w:hAnsi="Arial" w:cs="Arial"/>
+          <w:b w:val="0"/>
+          <w:i w:val="0"/>
+          <w:sz w:val="22"/>
+        </w:rPr>
+        <w:t xml:space="preserve">–  PETUNJUK: Langkah: 1) peroleh Kp. 2) hitung L pada gain minimum. 3) </w:t>
+      </w:r>
+      <w:r>
+        <w:rPr>
+          <w:rFonts w:ascii="Arial" w:hAnsi="Arial" w:cs="Arial"/>
+          <w:b w:val="0"/>
+          <w:i w:val="0"/>
+          <w:sz w:val="22"/>
+        </w:rPr>
+        <w:t xml:space="preserve">e</w:t>
+      </w:r>
+      <w:r>
+        <w:rPr>
+          <w:rFonts w:ascii="Arial" w:hAnsi="Arial" w:cs="Arial"/>
+          <w:b w:val="0"/>
+          <w:i w:val="0"/>
+          <w:sz w:val="22"/>
+          <w:vertAlign w:val="subscript"/>
+        </w:rPr>
+        <w:t xml:space="preserve">ss</w:t>
+      </w:r>
+      <w:r>
+        <w:rPr>
+          <w:rFonts w:ascii="Arial" w:hAnsi="Arial" w:cs="Arial"/>
+          <w:b w:val="0"/>
+          <w:i w:val="0"/>
+          <w:sz w:val="22"/>
+        </w:rPr>
+        <w:t xml:space="preserve"> = 1/(1 + L).</w:t>
+      </w:r>
+    </w:p>
+    <w:p>
+      <w:pPr>
+        <w:spacing w:line="360" w:lineRule="auto" w:after="120"/>
+        <w:jc w:val="both"/>
+      </w:pPr>
+      <w:r>
+        <w:rPr>
+          <w:rFonts w:ascii="Arial" w:hAnsi="Arial" w:cs="Arial"/>
+          <w:b w:val="0"/>
+          <w:i w:val="0"/>
+          <w:sz w:val="22"/>
+        </w:rPr>
+        <w:t xml:space="preserve">C8. Hitung error tunak pada gain proses maksimum. Cetak: </w:t>
+      </w:r>
+      <w:r>
+        <w:rPr>
+          <w:rFonts w:ascii="Arial" w:hAnsi="Arial" w:cs="Arial"/>
+          <w:b w:val="0"/>
+          <w:i w:val="0"/>
+          <w:sz w:val="22"/>
+        </w:rPr>
+        <w:t xml:space="preserve">e</w:t>
+      </w:r>
+      <w:r>
+        <w:rPr>
+          <w:rFonts w:ascii="Arial" w:hAnsi="Arial" w:cs="Arial"/>
+          <w:b w:val="0"/>
+          <w:i w:val="0"/>
+          <w:sz w:val="22"/>
+          <w:vertAlign w:val="subscript"/>
+        </w:rPr>
+        <w:t xml:space="preserve">ss</w:t>
+      </w:r>
+      <w:r>
+        <w:rPr>
+          <w:rFonts w:ascii="Arial" w:hAnsi="Arial" w:cs="Arial"/>
+          <w:b w:val="0"/>
+          <w:i w:val="0"/>
+          <w:sz w:val="22"/>
+        </w:rPr>
+        <w:t xml:space="preserve"> maks.</w:t>
+      </w:r>
+    </w:p>
+    <w:p>
+      <w:pPr>
+        <w:spacing w:line="360" w:lineRule="auto" w:after="120"/>
+        <w:jc w:val="both"/>
+      </w:pPr>
+      <w:r>
+        <w:rPr>
+          <w:rFonts w:ascii="Arial" w:hAnsi="Arial" w:cs="Arial"/>
+          <w:b w:val="0"/>
+          <w:i w:val="0"/>
+          <w:sz w:val="22"/>
+        </w:rPr>
+        <w:t xml:space="preserve">–  PETUNJUK: Langkah: 1) peroleh Kp. 2) hitung L pada gain maksimum. 3) </w:t>
+      </w:r>
+      <w:r>
+        <w:rPr>
+          <w:rFonts w:ascii="Arial" w:hAnsi="Arial" w:cs="Arial"/>
+          <w:b w:val="0"/>
+          <w:i w:val="0"/>
+          <w:sz w:val="22"/>
+        </w:rPr>
+        <w:t xml:space="preserve">e</w:t>
+      </w:r>
+      <w:r>
+        <w:rPr>
+          <w:rFonts w:ascii="Arial" w:hAnsi="Arial" w:cs="Arial"/>
+          <w:b w:val="0"/>
+          <w:i w:val="0"/>
+          <w:sz w:val="22"/>
+          <w:vertAlign w:val="subscript"/>
+        </w:rPr>
+        <w:t xml:space="preserve">ss</w:t>
+      </w:r>
+      <w:r>
+        <w:rPr>
+          <w:rFonts w:ascii="Arial" w:hAnsi="Arial" w:cs="Arial"/>
+          <w:b w:val="0"/>
+          <w:i w:val="0"/>
+          <w:sz w:val="22"/>
+        </w:rPr>
+        <w:t xml:space="preserve"> = 1/(1 + L).</w:t>
+      </w:r>
+    </w:p>
+    <w:p>
+      <w:pPr>
+        <w:spacing w:line="360" w:lineRule="auto" w:after="120"/>
+        <w:jc w:val="both"/>
+      </w:pPr>
+      <w:r>
+        <w:rPr>
+          <w:rFonts w:ascii="Arial" w:hAnsi="Arial" w:cs="Arial"/>
+          <w:b w:val="0"/>
+          <w:i w:val="0"/>
+          <w:sz w:val="22"/>
+        </w:rPr>
+        <w:t xml:space="preserve">C9. Hitung rasio error tunak antara kedua ujung rentang operasi. Cetak: rasio </w:t>
+      </w:r>
+      <w:r>
+        <w:rPr>
+          <w:rFonts w:ascii="Arial" w:hAnsi="Arial" w:cs="Arial"/>
+          <w:b w:val="0"/>
+          <w:i w:val="0"/>
+          <w:sz w:val="22"/>
+        </w:rPr>
+        <w:t xml:space="preserve">e</w:t>
+      </w:r>
+      <w:r>
+        <w:rPr>
+          <w:rFonts w:ascii="Arial" w:hAnsi="Arial" w:cs="Arial"/>
+          <w:b w:val="0"/>
+          <w:i w:val="0"/>
+          <w:sz w:val="22"/>
+          <w:vertAlign w:val="subscript"/>
+        </w:rPr>
+        <w:t xml:space="preserve">ss</w:t>
+      </w:r>
+      <w:r>
+        <w:rPr>
+          <w:rFonts w:ascii="Arial" w:hAnsi="Arial" w:cs="Arial"/>
+          <w:b w:val="0"/>
+          <w:i w:val="0"/>
+          <w:sz w:val="22"/>
+        </w:rPr>
+        <w:t xml:space="preserve">.</w:t>
+      </w:r>
+    </w:p>
+    <w:p>
+      <w:pPr>
+        <w:spacing w:line="360" w:lineRule="auto" w:after="120"/>
+        <w:jc w:val="both"/>
+      </w:pPr>
+      <w:r>
+        <w:rPr>
+          <w:rFonts w:ascii="Arial" w:hAnsi="Arial" w:cs="Arial"/>
+          <w:b w:val="0"/>
+          <w:i w:val="0"/>
+          <w:sz w:val="22"/>
+        </w:rPr>
+        <w:t xml:space="preserve">–  PETUNJUK: Langkah: 1) hitung </w:t>
+      </w:r>
+      <w:r>
+        <w:rPr>
+          <w:rFonts w:ascii="Arial" w:hAnsi="Arial" w:cs="Arial"/>
+          <w:b w:val="0"/>
+          <w:i w:val="0"/>
+          <w:sz w:val="22"/>
+        </w:rPr>
+        <w:t xml:space="preserve">e</w:t>
+      </w:r>
+      <w:r>
+        <w:rPr>
+          <w:rFonts w:ascii="Arial" w:hAnsi="Arial" w:cs="Arial"/>
+          <w:b w:val="0"/>
+          <w:i w:val="0"/>
+          <w:sz w:val="22"/>
+          <w:vertAlign w:val="subscript"/>
+        </w:rPr>
+        <w:t xml:space="preserve">ss</w:t>
+      </w:r>
+      <w:r>
+        <w:rPr>
+          <w:rFonts w:ascii="Arial" w:hAnsi="Arial" w:cs="Arial"/>
+          <w:b w:val="0"/>
+          <w:i w:val="0"/>
+          <w:sz w:val="22"/>
+        </w:rPr>
+        <w:t xml:space="preserve"> pada gain minimum. 2) hitung </w:t>
+      </w:r>
+      <w:r>
+        <w:rPr>
+          <w:rFonts w:ascii="Arial" w:hAnsi="Arial" w:cs="Arial"/>
+          <w:b w:val="0"/>
+          <w:i w:val="0"/>
+          <w:sz w:val="22"/>
+        </w:rPr>
+        <w:t xml:space="preserve">e</w:t>
+      </w:r>
+      <w:r>
+        <w:rPr>
+          <w:rFonts w:ascii="Arial" w:hAnsi="Arial" w:cs="Arial"/>
+          <w:b w:val="0"/>
+          <w:i w:val="0"/>
+          <w:sz w:val="22"/>
+          <w:vertAlign w:val="subscript"/>
+        </w:rPr>
+        <w:t xml:space="preserve">ss</w:t>
+      </w:r>
+      <w:r>
+        <w:rPr>
+          <w:rFonts w:ascii="Arial" w:hAnsi="Arial" w:cs="Arial"/>
+          <w:b w:val="0"/>
+          <w:i w:val="0"/>
+          <w:sz w:val="22"/>
+        </w:rPr>
+        <w:t xml:space="preserve"> pada gain maksimum. 3) bagi keduanya.</w:t>
+      </w:r>
+    </w:p>
+    <w:p>
+      <w:pPr>
+        <w:spacing w:line="360" w:lineRule="auto" w:after="120"/>
+        <w:jc w:val="both"/>
+      </w:pPr>
+      <w:r>
+        <w:rPr>
+          <w:rFonts w:ascii="Arial" w:hAnsi="Arial" w:cs="Arial"/>
+          <w:b w:val="0"/>
+          <w:i w:val="0"/>
+          <w:sz w:val="22"/>
+        </w:rPr>
+        <w:t xml:space="preserve">C10. Hitung konstanta waktu loop tertutup pada gain proses minimum, dalam detik. Cetak: </w:t>
+      </w:r>
+      <w:r>
+        <w:rPr>
+          <w:rFonts w:ascii="Arial" w:hAnsi="Arial" w:cs="Arial"/>
+          <w:b w:val="0"/>
+          <w:i w:val="0"/>
+          <w:sz w:val="22"/>
+        </w:rPr>
+        <w:t xml:space="preserve">τ</w:t>
+      </w:r>
+      <w:r>
+        <w:rPr>
+          <w:rFonts w:ascii="Arial" w:hAnsi="Arial" w:cs="Arial"/>
+          <w:b w:val="0"/>
+          <w:i w:val="0"/>
+          <w:sz w:val="22"/>
+          <w:vertAlign w:val="subscript"/>
+        </w:rPr>
+        <w:t xml:space="preserve">cl</w:t>
+      </w:r>
+      <w:r>
+        <w:rPr>
+          <w:rFonts w:ascii="Arial" w:hAnsi="Arial" w:cs="Arial"/>
+          <w:b w:val="0"/>
+          <w:i w:val="0"/>
+          <w:sz w:val="22"/>
+        </w:rPr>
+        <w:t xml:space="preserve"> min.</w:t>
+      </w:r>
+    </w:p>
+    <w:p>
+      <w:pPr>
+        <w:spacing w:line="360" w:lineRule="auto" w:after="120"/>
+        <w:jc w:val="both"/>
+      </w:pPr>
+      <w:r>
+        <w:rPr>
+          <w:rFonts w:ascii="Arial" w:hAnsi="Arial" w:cs="Arial"/>
+          <w:b w:val="0"/>
+          <w:i w:val="0"/>
+          <w:sz w:val="22"/>
+        </w:rPr>
+        <w:t xml:space="preserve">–  PETUNJUK: Langkah: 1) peroleh L pada gain minimum. 2) ambil τ loop. 3) </w:t>
+      </w:r>
+      <w:r>
+        <w:rPr>
+          <w:rFonts w:ascii="Arial" w:hAnsi="Arial" w:cs="Arial"/>
+          <w:b w:val="0"/>
+          <w:i w:val="0"/>
+          <w:sz w:val="22"/>
+        </w:rPr>
+        <w:t xml:space="preserve">τ</w:t>
+      </w:r>
+      <w:r>
+        <w:rPr>
+          <w:rFonts w:ascii="Arial" w:hAnsi="Arial" w:cs="Arial"/>
+          <w:b w:val="0"/>
+          <w:i w:val="0"/>
+          <w:sz w:val="22"/>
+          <w:vertAlign w:val="subscript"/>
+        </w:rPr>
+        <w:t xml:space="preserve">cl</w:t>
+      </w:r>
+      <w:r>
+        <w:rPr>
+          <w:rFonts w:ascii="Arial" w:hAnsi="Arial" w:cs="Arial"/>
+          <w:b w:val="0"/>
+          <w:i w:val="0"/>
+          <w:sz w:val="22"/>
+        </w:rPr>
+        <w:t xml:space="preserve"> = τ/(1 + L).</w:t>
       </w:r>
     </w:p>
     <w:p>
@@ -6164,22 +6715,78 @@
           <w:i w:val="0"/>
           <w:sz w:val="22"/>
         </w:rPr>
-        <w:t xml:space="preserve">C11 (Lanjut). Hitung rasio konstanta waktu loop tertutup antara kedua ujung rentang operasi. Cetak: rasio tau_cl.</w:t>
-      </w:r>
-    </w:p>
-    <w:p>
-      <w:pPr>
-        <w:spacing w:line="360" w:lineRule="auto" w:after="120"/>
-        <w:jc w:val="both"/>
-      </w:pPr>
-      <w:r>
-        <w:rPr>
-          <w:rFonts w:ascii="Arial" w:hAnsi="Arial" w:cs="Arial"/>
-          <w:b w:val="0"/>
-          <w:i w:val="0"/>
-          <w:sz w:val="22"/>
-        </w:rPr>
-        <w:t xml:space="preserve">–  PETUNJUK: Langkah: 1) hitung gain nominal. 2) hitung Kp. 3) hitung L pada gain minimum. 4) hitung tau_cl pada gain minimum. 5) ulangi untuk gain maksimum. 6) bagi keduanya.</w:t>
+        <w:t xml:space="preserve">C11 (Lanjut). Hitung rasio konstanta waktu loop tertutup antara kedua ujung rentang operasi. Cetak: rasio </w:t>
+      </w:r>
+      <w:r>
+        <w:rPr>
+          <w:rFonts w:ascii="Arial" w:hAnsi="Arial" w:cs="Arial"/>
+          <w:b w:val="0"/>
+          <w:i w:val="0"/>
+          <w:sz w:val="22"/>
+        </w:rPr>
+        <w:t xml:space="preserve">τ</w:t>
+      </w:r>
+      <w:r>
+        <w:rPr>
+          <w:rFonts w:ascii="Arial" w:hAnsi="Arial" w:cs="Arial"/>
+          <w:b w:val="0"/>
+          <w:i w:val="0"/>
+          <w:sz w:val="22"/>
+          <w:vertAlign w:val="subscript"/>
+        </w:rPr>
+        <w:t xml:space="preserve">cl</w:t>
+      </w:r>
+      <w:r>
+        <w:rPr>
+          <w:rFonts w:ascii="Arial" w:hAnsi="Arial" w:cs="Arial"/>
+          <w:b w:val="0"/>
+          <w:i w:val="0"/>
+          <w:sz w:val="22"/>
+        </w:rPr>
+        <w:t xml:space="preserve">.</w:t>
+      </w:r>
+    </w:p>
+    <w:p>
+      <w:pPr>
+        <w:spacing w:line="360" w:lineRule="auto" w:after="120"/>
+        <w:jc w:val="both"/>
+      </w:pPr>
+      <w:r>
+        <w:rPr>
+          <w:rFonts w:ascii="Arial" w:hAnsi="Arial" w:cs="Arial"/>
+          <w:b w:val="0"/>
+          <w:i w:val="0"/>
+          <w:sz w:val="22"/>
+        </w:rPr>
+        <w:t xml:space="preserve">–  PETUNJUK: Langkah: 1) hitung gain nominal. 2) hitung Kp. 3) hitung L pada gain minimum. 4) hitung </w:t>
+      </w:r>
+      <w:r>
+        <w:rPr>
+          <w:rFonts w:ascii="Arial" w:hAnsi="Arial" w:cs="Arial"/>
+          <w:b w:val="0"/>
+          <w:i w:val="0"/>
+          <w:sz w:val="22"/>
+        </w:rPr>
+        <w:t xml:space="preserve">τ</w:t>
+      </w:r>
+      <w:r>
+        <w:rPr>
+          <w:rFonts w:ascii="Arial" w:hAnsi="Arial" w:cs="Arial"/>
+          <w:b w:val="0"/>
+          <w:i w:val="0"/>
+          <w:sz w:val="22"/>
+          <w:vertAlign w:val="subscript"/>
+        </w:rPr>
+        <w:t xml:space="preserve">cl</w:t>
+      </w:r>
+      <w:r>
+        <w:rPr>
+          <w:rFonts w:ascii="Arial" w:hAnsi="Arial" w:cs="Arial"/>
+          <w:b w:val="0"/>
+          <w:i w:val="0"/>
+          <w:sz w:val="22"/>
+        </w:rPr>
+        <w:t xml:space="preserve"> pada gain minimum. 5) ulangi untuk gain maksimum. 6) bagi keduanya.</w:t>
       </w:r>
     </w:p>
     <w:p>
@@ -6224,22 +6831,106 @@
           <w:i w:val="0"/>
           <w:sz w:val="22"/>
         </w:rPr>
-        <w:t xml:space="preserve">C13 (Lanjut). Dengan penjadwalan gain, hitung konstanta waktu loop tertutup yang berlaku di seluruh rentang, dalam detik. Cetak: tau_cl terjadwal.</w:t>
-      </w:r>
-    </w:p>
-    <w:p>
-      <w:pPr>
-        <w:spacing w:line="360" w:lineRule="auto" w:after="120"/>
-        <w:jc w:val="both"/>
-      </w:pPr>
-      <w:r>
-        <w:rPr>
-          <w:rFonts w:ascii="Arial" w:hAnsi="Arial" w:cs="Arial"/>
-          <w:b w:val="0"/>
-          <w:i w:val="0"/>
-          <w:sz w:val="22"/>
-        </w:rPr>
-        <w:t xml:space="preserve">–  PETUNJUK: Langkah: 1) tulis syarat gain loop tetap 6. 2) kenali bahwa tau_cl hanya bergantung pada L. 3) ambil tau loop. 4) hitung 1 + L. 5) tau_cl = tau/(1+L). 6) simpulkan nilainya sama di seluruh rentang.</w:t>
+        <w:t xml:space="preserve">C13 (Lanjut). Dengan penjadwalan gain, hitung konstanta waktu loop tertutup yang berlaku di seluruh rentang, dalam detik. Cetak: </w:t>
+      </w:r>
+      <w:r>
+        <w:rPr>
+          <w:rFonts w:ascii="Arial" w:hAnsi="Arial" w:cs="Arial"/>
+          <w:b w:val="0"/>
+          <w:i w:val="0"/>
+          <w:sz w:val="22"/>
+        </w:rPr>
+        <w:t xml:space="preserve">τ</w:t>
+      </w:r>
+      <w:r>
+        <w:rPr>
+          <w:rFonts w:ascii="Arial" w:hAnsi="Arial" w:cs="Arial"/>
+          <w:b w:val="0"/>
+          <w:i w:val="0"/>
+          <w:sz w:val="22"/>
+          <w:vertAlign w:val="subscript"/>
+        </w:rPr>
+        <w:t xml:space="preserve">cl</w:t>
+      </w:r>
+      <w:r>
+        <w:rPr>
+          <w:rFonts w:ascii="Arial" w:hAnsi="Arial" w:cs="Arial"/>
+          <w:b w:val="0"/>
+          <w:i w:val="0"/>
+          <w:sz w:val="22"/>
+        </w:rPr>
+        <w:t xml:space="preserve"> terjadwal.</w:t>
+      </w:r>
+    </w:p>
+    <w:p>
+      <w:pPr>
+        <w:spacing w:line="360" w:lineRule="auto" w:after="120"/>
+        <w:jc w:val="both"/>
+      </w:pPr>
+      <w:r>
+        <w:rPr>
+          <w:rFonts w:ascii="Arial" w:hAnsi="Arial" w:cs="Arial"/>
+          <w:b w:val="0"/>
+          <w:i w:val="0"/>
+          <w:sz w:val="22"/>
+        </w:rPr>
+        <w:t xml:space="preserve">–  PETUNJUK: Langkah: 1) tulis syarat gain loop tetap 6. 2) kenali bahwa </w:t>
+      </w:r>
+      <w:r>
+        <w:rPr>
+          <w:rFonts w:ascii="Arial" w:hAnsi="Arial" w:cs="Arial"/>
+          <w:b w:val="0"/>
+          <w:i w:val="0"/>
+          <w:sz w:val="22"/>
+        </w:rPr>
+        <w:t xml:space="preserve">τ</w:t>
+      </w:r>
+      <w:r>
+        <w:rPr>
+          <w:rFonts w:ascii="Arial" w:hAnsi="Arial" w:cs="Arial"/>
+          <w:b w:val="0"/>
+          <w:i w:val="0"/>
+          <w:sz w:val="22"/>
+          <w:vertAlign w:val="subscript"/>
+        </w:rPr>
+        <w:t xml:space="preserve">cl</w:t>
+      </w:r>
+      <w:r>
+        <w:rPr>
+          <w:rFonts w:ascii="Arial" w:hAnsi="Arial" w:cs="Arial"/>
+          <w:b w:val="0"/>
+          <w:i w:val="0"/>
+          <w:sz w:val="22"/>
+        </w:rPr>
+        <w:t xml:space="preserve"> hanya bergantung pada L. 3) ambil τ loop. 4) hitung 1 + L. 5) </w:t>
+      </w:r>
+      <w:r>
+        <w:rPr>
+          <w:rFonts w:ascii="Arial" w:hAnsi="Arial" w:cs="Arial"/>
+          <w:b w:val="0"/>
+          <w:i w:val="0"/>
+          <w:sz w:val="22"/>
+        </w:rPr>
+        <w:t xml:space="preserve">τ</w:t>
+      </w:r>
+      <w:r>
+        <w:rPr>
+          <w:rFonts w:ascii="Arial" w:hAnsi="Arial" w:cs="Arial"/>
+          <w:b w:val="0"/>
+          <w:i w:val="0"/>
+          <w:sz w:val="22"/>
+          <w:vertAlign w:val="subscript"/>
+        </w:rPr>
+        <w:t xml:space="preserve">cl</w:t>
+      </w:r>
+      <w:r>
+        <w:rPr>
+          <w:rFonts w:ascii="Arial" w:hAnsi="Arial" w:cs="Arial"/>
+          <w:b w:val="0"/>
+          <w:i w:val="0"/>
+          <w:sz w:val="22"/>
+        </w:rPr>
+        <w:t xml:space="preserve"> = τ/(1+L). 6) simpulkan nilainya sama di seluruh rentang.</w:t>
       </w:r>
     </w:p>
     <w:p>
@@ -6269,7 +6960,91 @@
           <w:i w:val="0"/>
           <w:sz w:val="22"/>
         </w:rPr>
-        <w:t xml:space="preserve">–  PETUNJUK: Langkah: 1) hitung Kp nominal. 2) hitung tau_cl pada gain minimum tanpa penjadwalan. 3) hitung tau_cl pada gain maksimum tanpa penjadwalan. 4) hitung tau_cl dengan penjadwalan. 5) tentukan ujung mana yang paling jauh dari nilai berjadwal. 6) hitung selisihnya.</w:t>
+        <w:t xml:space="preserve">–  PETUNJUK: Langkah: 1) hitung Kp nominal. 2) hitung </w:t>
+      </w:r>
+      <w:r>
+        <w:rPr>
+          <w:rFonts w:ascii="Arial" w:hAnsi="Arial" w:cs="Arial"/>
+          <w:b w:val="0"/>
+          <w:i w:val="0"/>
+          <w:sz w:val="22"/>
+        </w:rPr>
+        <w:t xml:space="preserve">τ</w:t>
+      </w:r>
+      <w:r>
+        <w:rPr>
+          <w:rFonts w:ascii="Arial" w:hAnsi="Arial" w:cs="Arial"/>
+          <w:b w:val="0"/>
+          <w:i w:val="0"/>
+          <w:sz w:val="22"/>
+          <w:vertAlign w:val="subscript"/>
+        </w:rPr>
+        <w:t xml:space="preserve">cl</w:t>
+      </w:r>
+      <w:r>
+        <w:rPr>
+          <w:rFonts w:ascii="Arial" w:hAnsi="Arial" w:cs="Arial"/>
+          <w:b w:val="0"/>
+          <w:i w:val="0"/>
+          <w:sz w:val="22"/>
+        </w:rPr>
+        <w:t xml:space="preserve"> pada gain minimum tanpa penjadwalan. 3) hitung </w:t>
+      </w:r>
+      <w:r>
+        <w:rPr>
+          <w:rFonts w:ascii="Arial" w:hAnsi="Arial" w:cs="Arial"/>
+          <w:b w:val="0"/>
+          <w:i w:val="0"/>
+          <w:sz w:val="22"/>
+        </w:rPr>
+        <w:t xml:space="preserve">τ</w:t>
+      </w:r>
+      <w:r>
+        <w:rPr>
+          <w:rFonts w:ascii="Arial" w:hAnsi="Arial" w:cs="Arial"/>
+          <w:b w:val="0"/>
+          <w:i w:val="0"/>
+          <w:sz w:val="22"/>
+          <w:vertAlign w:val="subscript"/>
+        </w:rPr>
+        <w:t xml:space="preserve">cl</w:t>
+      </w:r>
+      <w:r>
+        <w:rPr>
+          <w:rFonts w:ascii="Arial" w:hAnsi="Arial" w:cs="Arial"/>
+          <w:b w:val="0"/>
+          <w:i w:val="0"/>
+          <w:sz w:val="22"/>
+        </w:rPr>
+        <w:t xml:space="preserve"> pada gain maksimum tanpa penjadwalan. 4) hitung </w:t>
+      </w:r>
+      <w:r>
+        <w:rPr>
+          <w:rFonts w:ascii="Arial" w:hAnsi="Arial" w:cs="Arial"/>
+          <w:b w:val="0"/>
+          <w:i w:val="0"/>
+          <w:sz w:val="22"/>
+        </w:rPr>
+        <w:t xml:space="preserve">τ</w:t>
+      </w:r>
+      <w:r>
+        <w:rPr>
+          <w:rFonts w:ascii="Arial" w:hAnsi="Arial" w:cs="Arial"/>
+          <w:b w:val="0"/>
+          <w:i w:val="0"/>
+          <w:sz w:val="22"/>
+          <w:vertAlign w:val="subscript"/>
+        </w:rPr>
+        <w:t xml:space="preserve">cl</w:t>
+      </w:r>
+      <w:r>
+        <w:rPr>
+          <w:rFonts w:ascii="Arial" w:hAnsi="Arial" w:cs="Arial"/>
+          <w:b w:val="0"/>
+          <w:i w:val="0"/>
+          <w:sz w:val="22"/>
+        </w:rPr>
+        <w:t xml:space="preserve"> dengan penjadwalan. 5) tentukan ujung mana yang paling jauh dari nilai berjadwal. 6) hitung selisihnya.</w:t>
       </w:r>
     </w:p>
     <w:p>

--- a/Sistem-Kendali-Cerdas/Modul-Word/Modul-11-Ikhtisar-Metode-Kontrol-Cerdas.docx
+++ b/Sistem-Kendali-Cerdas/Modul-Word/Modul-11-Ikhtisar-Metode-Kontrol-Cerdas.docx
@@ -3171,6 +3171,15 @@
         </w:rPr>
         <w:t xml:space="preserve">Terakhir, setiap metode cerdas menuntut cara pengujian sendiri. Kestabilan tidak lagi dapat dibuktikan sekadar lewat letak pole, sehingga pengujian bergeser ke pengujian menyeluruh atas rentang operasi, pengujian keadaan tepi, dan pemantauan berkelanjutan setelah pemasangan.</w:t>
       </w:r>
+      <w:r>
+        <w:rPr>
+          <w:rFonts w:ascii="Arial" w:hAnsi="Arial" w:cs="Arial"/>
+          <w:b w:val="0"/>
+          <w:i w:val="0"/>
+          <w:sz w:val="22"/>
+        </w:rPr>
+        <w:t xml:space="preserve"> Hubungan ini dirangkum dalam Persamaan (1).</w:t>
+      </w:r>
     </w:p>
     <w:p>
       <w:pPr>
@@ -3186,6 +3195,16 @@
           <w:sz w:val="22"/>
         </w:rPr>
         <w:t xml:space="preserve">urutan bertanya: benarkah klasik gagal → pengetahuan atau data → biaya rawat</w:t>
+      </w:r>
+      <w:r>
+        <w:rPr>
+          <w:rFonts w:ascii="Arial" w:hAnsi="Arial" w:cs="Arial"/>
+          <w:b/>
+          <w:i/>
+          <w:color w:val="305496"/>
+          <w:sz w:val="22"/>
+        </w:rPr>
+        <w:t xml:space="preserve">   (1)</w:t>
       </w:r>
     </w:p>
     <w:p>
@@ -3829,6 +3848,15 @@
         </w:rPr>
         <w:t xml:space="preserve">Sebelum melompat ke metode cerdas, banyak persoalan nonlinier dapat diselesaikan penjadwalan gain. Penurunan berikut menunjukkan syaratnya.</w:t>
       </w:r>
+      <w:r>
+        <w:rPr>
+          <w:rFonts w:ascii="Arial" w:hAnsi="Arial" w:cs="Arial"/>
+          <w:b w:val="0"/>
+          <w:i w:val="0"/>
+          <w:sz w:val="22"/>
+        </w:rPr>
+        <w:t xml:space="preserve"> Bentuk ringkasnya dituliskan pada Persamaan (2).</w:t>
+      </w:r>
     </w:p>
     <w:p>
       <w:pPr>
@@ -3860,51 +3888,6 @@
         </w:rPr>
         <w:t xml:space="preserve">x' = f(x, u)</w:t>
       </w:r>
-    </w:p>
-    <w:p>
-      <w:pPr>
-        <w:spacing w:line="360" w:lineRule="auto" w:after="120"/>
-        <w:jc w:val="both"/>
-      </w:pPr>
-      <w:r>
-        <w:rPr>
-          <w:rFonts w:ascii="Arial" w:hAnsi="Arial" w:cs="Arial"/>
-          <w:b w:val="0"/>
-          <w:i w:val="0"/>
-          <w:sz w:val="22"/>
-        </w:rPr>
-        <w:t xml:space="preserve">Belum dapat dianalisis dengan perkakas linier.</w:t>
-      </w:r>
-      <w:r>
-        <w:rPr>
-          <w:rFonts w:ascii="Arial" w:hAnsi="Arial" w:cs="Arial"/>
-          <w:b w:val="0"/>
-          <w:i w:val="0"/>
-          <w:sz w:val="22"/>
-        </w:rPr>
-        <w:t xml:space="preserve"> Hubungan ini dirangkum dalam Persamaan (1).</w:t>
-      </w:r>
-    </w:p>
-    <w:p>
-      <w:pPr>
-        <w:spacing w:line="360" w:lineRule="auto" w:after="120"/>
-        <w:jc w:val="both"/>
-      </w:pPr>
-      <w:r>
-        <w:rPr>
-          <w:rFonts w:ascii="Arial" w:hAnsi="Arial" w:cs="Arial"/>
-          <w:b w:val="0"/>
-          <w:i w:val="0"/>
-          <w:sz w:val="22"/>
-        </w:rPr>
-        <w:t xml:space="preserve">2. Pilih titik kerja</w:t>
-      </w:r>
-    </w:p>
-    <w:p>
-      <w:pPr>
-        <w:spacing w:before="40" w:after="120"/>
-        <w:jc w:val="center"/>
-      </w:pPr>
       <w:r>
         <w:rPr>
           <w:rFonts w:ascii="Arial" w:hAnsi="Arial" w:cs="Arial"/>
@@ -3913,8 +3896,53 @@
           <w:color w:val="305496"/>
           <w:sz w:val="22"/>
         </w:rPr>
-        <w:t xml:space="preserve">(</w:t>
-      </w:r>
+        <w:t xml:space="preserve">   (2)</w:t>
+      </w:r>
+    </w:p>
+    <w:p>
+      <w:pPr>
+        <w:spacing w:line="360" w:lineRule="auto" w:after="120"/>
+        <w:jc w:val="both"/>
+      </w:pPr>
+      <w:r>
+        <w:rPr>
+          <w:rFonts w:ascii="Arial" w:hAnsi="Arial" w:cs="Arial"/>
+          <w:b w:val="0"/>
+          <w:i w:val="0"/>
+          <w:sz w:val="22"/>
+        </w:rPr>
+        <w:t xml:space="preserve">Belum dapat dianalisis dengan perkakas linier.</w:t>
+      </w:r>
+      <w:r>
+        <w:rPr>
+          <w:rFonts w:ascii="Arial" w:hAnsi="Arial" w:cs="Arial"/>
+          <w:b w:val="0"/>
+          <w:i w:val="0"/>
+          <w:sz w:val="22"/>
+        </w:rPr>
+        <w:t xml:space="preserve"> Persamaan (3) memadatkan aturan tersebut.</w:t>
+      </w:r>
+    </w:p>
+    <w:p>
+      <w:pPr>
+        <w:spacing w:line="360" w:lineRule="auto" w:after="120"/>
+        <w:jc w:val="both"/>
+      </w:pPr>
+      <w:r>
+        <w:rPr>
+          <w:rFonts w:ascii="Arial" w:hAnsi="Arial" w:cs="Arial"/>
+          <w:b w:val="0"/>
+          <w:i w:val="0"/>
+          <w:sz w:val="22"/>
+        </w:rPr>
+        <w:t xml:space="preserve">2. Pilih titik kerja</w:t>
+      </w:r>
+    </w:p>
+    <w:p>
+      <w:pPr>
+        <w:spacing w:before="40" w:after="120"/>
+        <w:jc w:val="center"/>
+      </w:pPr>
       <w:r>
         <w:rPr>
           <w:rFonts w:ascii="Arial" w:hAnsi="Arial" w:cs="Arial"/>
@@ -3923,7 +3951,7 @@
           <w:color w:val="305496"/>
           <w:sz w:val="22"/>
         </w:rPr>
-        <w:t xml:space="preserve">x</w:t>
+        <w:t xml:space="preserve">(</w:t>
       </w:r>
       <w:r>
         <w:rPr>
@@ -3932,9 +3960,8 @@
           <w:i/>
           <w:color w:val="305496"/>
           <w:sz w:val="22"/>
-          <w:vertAlign w:val="subscript"/>
-        </w:rPr>
-        <w:t xml:space="preserve">0</w:t>
+        </w:rPr>
+        <w:t xml:space="preserve">x</w:t>
       </w:r>
       <w:r>
         <w:rPr>
@@ -3943,8 +3970,9 @@
           <w:i/>
           <w:color w:val="305496"/>
           <w:sz w:val="22"/>
-        </w:rPr>
-        <w:t xml:space="preserve">, </w:t>
+          <w:vertAlign w:val="subscript"/>
+        </w:rPr>
+        <w:t xml:space="preserve">0</w:t>
       </w:r>
       <w:r>
         <w:rPr>
@@ -3954,7 +3982,7 @@
           <w:color w:val="305496"/>
           <w:sz w:val="22"/>
         </w:rPr>
-        <w:t xml:space="preserve">u</w:t>
+        <w:t xml:space="preserve">, </w:t>
       </w:r>
       <w:r>
         <w:rPr>
@@ -3963,9 +3991,8 @@
           <w:i/>
           <w:color w:val="305496"/>
           <w:sz w:val="22"/>
-          <w:vertAlign w:val="subscript"/>
-        </w:rPr>
-        <w:t xml:space="preserve">0</w:t>
+        </w:rPr>
+        <w:t xml:space="preserve">u</w:t>
       </w:r>
       <w:r>
         <w:rPr>
@@ -3974,8 +4001,9 @@
           <w:i/>
           <w:color w:val="305496"/>
           <w:sz w:val="22"/>
-        </w:rPr>
-        <w:t xml:space="preserve">) dengan f(</w:t>
+          <w:vertAlign w:val="subscript"/>
+        </w:rPr>
+        <w:t xml:space="preserve">0</w:t>
       </w:r>
       <w:r>
         <w:rPr>
@@ -3985,7 +4013,7 @@
           <w:color w:val="305496"/>
           <w:sz w:val="22"/>
         </w:rPr>
-        <w:t xml:space="preserve">x</w:t>
+        <w:t xml:space="preserve">) dengan f(</w:t>
       </w:r>
       <w:r>
         <w:rPr>
@@ -3994,9 +4022,8 @@
           <w:i/>
           <w:color w:val="305496"/>
           <w:sz w:val="22"/>
-          <w:vertAlign w:val="subscript"/>
-        </w:rPr>
-        <w:t xml:space="preserve">0</w:t>
+        </w:rPr>
+        <w:t xml:space="preserve">x</w:t>
       </w:r>
       <w:r>
         <w:rPr>
@@ -4005,8 +4032,9 @@
           <w:i/>
           <w:color w:val="305496"/>
           <w:sz w:val="22"/>
-        </w:rPr>
-        <w:t xml:space="preserve">, </w:t>
+          <w:vertAlign w:val="subscript"/>
+        </w:rPr>
+        <w:t xml:space="preserve">0</w:t>
       </w:r>
       <w:r>
         <w:rPr>
@@ -4016,7 +4044,7 @@
           <w:color w:val="305496"/>
           <w:sz w:val="22"/>
         </w:rPr>
-        <w:t xml:space="preserve">u</w:t>
+        <w:t xml:space="preserve">, </w:t>
       </w:r>
       <w:r>
         <w:rPr>
@@ -4025,9 +4053,8 @@
           <w:i/>
           <w:color w:val="305496"/>
           <w:sz w:val="22"/>
-          <w:vertAlign w:val="subscript"/>
-        </w:rPr>
-        <w:t xml:space="preserve">0</w:t>
+        </w:rPr>
+        <w:t xml:space="preserve">u</w:t>
       </w:r>
       <w:r>
         <w:rPr>
@@ -4036,8 +4063,9 @@
           <w:i/>
           <w:color w:val="305496"/>
           <w:sz w:val="22"/>
-        </w:rPr>
-        <w:t xml:space="preserve">) = 0</w:t>
+          <w:vertAlign w:val="subscript"/>
+        </w:rPr>
+        <w:t xml:space="preserve">0</w:t>
       </w:r>
       <w:r>
         <w:rPr>
@@ -4047,53 +4075,8 @@
           <w:color w:val="305496"/>
           <w:sz w:val="22"/>
         </w:rPr>
-        <w:t xml:space="preserve">   (1)</w:t>
-      </w:r>
-    </w:p>
-    <w:p>
-      <w:pPr>
-        <w:spacing w:line="360" w:lineRule="auto" w:after="120"/>
-        <w:jc w:val="both"/>
-      </w:pPr>
-      <w:r>
-        <w:rPr>
-          <w:rFonts w:ascii="Arial" w:hAnsi="Arial" w:cs="Arial"/>
-          <w:b w:val="0"/>
-          <w:i w:val="0"/>
-          <w:sz w:val="22"/>
-        </w:rPr>
-        <w:t xml:space="preserve">Titik setimbang tempat sistem biasa beroperasi.</w:t>
-      </w:r>
-      <w:r>
-        <w:rPr>
-          <w:rFonts w:ascii="Arial" w:hAnsi="Arial" w:cs="Arial"/>
-          <w:b w:val="0"/>
-          <w:i w:val="0"/>
-          <w:sz w:val="22"/>
-        </w:rPr>
-        <w:t xml:space="preserve"> Bentuk ringkasnya dituliskan pada Persamaan (2).</w:t>
-      </w:r>
-    </w:p>
-    <w:p>
-      <w:pPr>
-        <w:spacing w:line="360" w:lineRule="auto" w:after="120"/>
-        <w:jc w:val="both"/>
-      </w:pPr>
-      <w:r>
-        <w:rPr>
-          <w:rFonts w:ascii="Arial" w:hAnsi="Arial" w:cs="Arial"/>
-          <w:b w:val="0"/>
-          <w:i w:val="0"/>
-          <w:sz w:val="22"/>
-        </w:rPr>
-        <w:t xml:space="preserve">3. Linearisasi di sekitarnya</w:t>
-      </w:r>
-    </w:p>
-    <w:p>
-      <w:pPr>
-        <w:spacing w:before="40" w:after="120"/>
-        <w:jc w:val="center"/>
-      </w:pPr>
+        <w:t xml:space="preserve">) = 0</w:t>
+      </w:r>
       <w:r>
         <w:rPr>
           <w:rFonts w:ascii="Arial" w:hAnsi="Arial" w:cs="Arial"/>
@@ -4102,8 +4085,53 @@
           <w:color w:val="305496"/>
           <w:sz w:val="22"/>
         </w:rPr>
-        <w:t xml:space="preserve">dx' = A·dx + B·du</w:t>
-      </w:r>
+        <w:t xml:space="preserve">   (3)</w:t>
+      </w:r>
+    </w:p>
+    <w:p>
+      <w:pPr>
+        <w:spacing w:line="360" w:lineRule="auto" w:after="120"/>
+        <w:jc w:val="both"/>
+      </w:pPr>
+      <w:r>
+        <w:rPr>
+          <w:rFonts w:ascii="Arial" w:hAnsi="Arial" w:cs="Arial"/>
+          <w:b w:val="0"/>
+          <w:i w:val="0"/>
+          <w:sz w:val="22"/>
+        </w:rPr>
+        <w:t xml:space="preserve">Titik setimbang tempat sistem biasa beroperasi.</w:t>
+      </w:r>
+      <w:r>
+        <w:rPr>
+          <w:rFonts w:ascii="Arial" w:hAnsi="Arial" w:cs="Arial"/>
+          <w:b w:val="0"/>
+          <w:i w:val="0"/>
+          <w:sz w:val="22"/>
+        </w:rPr>
+        <w:t xml:space="preserve"> Rangkuman kuantitatifnya tertulis pada Persamaan (4).</w:t>
+      </w:r>
+    </w:p>
+    <w:p>
+      <w:pPr>
+        <w:spacing w:line="360" w:lineRule="auto" w:after="120"/>
+        <w:jc w:val="both"/>
+      </w:pPr>
+      <w:r>
+        <w:rPr>
+          <w:rFonts w:ascii="Arial" w:hAnsi="Arial" w:cs="Arial"/>
+          <w:b w:val="0"/>
+          <w:i w:val="0"/>
+          <w:sz w:val="22"/>
+        </w:rPr>
+        <w:t xml:space="preserve">3. Linearisasi di sekitarnya</w:t>
+      </w:r>
+    </w:p>
+    <w:p>
+      <w:pPr>
+        <w:spacing w:before="40" w:after="120"/>
+        <w:jc w:val="center"/>
+      </w:pPr>
       <w:r>
         <w:rPr>
           <w:rFonts w:ascii="Arial" w:hAnsi="Arial" w:cs="Arial"/>
@@ -4112,53 +4140,8 @@
           <w:color w:val="305496"/>
           <w:sz w:val="22"/>
         </w:rPr>
-        <w:t xml:space="preserve">   (2)</w:t>
-      </w:r>
-    </w:p>
-    <w:p>
-      <w:pPr>
-        <w:spacing w:line="360" w:lineRule="auto" w:after="120"/>
-        <w:jc w:val="both"/>
-      </w:pPr>
-      <w:r>
-        <w:rPr>
-          <w:rFonts w:ascii="Arial" w:hAnsi="Arial" w:cs="Arial"/>
-          <w:b w:val="0"/>
-          <w:i w:val="0"/>
-          <w:sz w:val="22"/>
-        </w:rPr>
-        <w:t xml:space="preserve">A dan B adalah turunan parsial f terhadap x dan u di titik itu.</w:t>
-      </w:r>
-      <w:r>
-        <w:rPr>
-          <w:rFonts w:ascii="Arial" w:hAnsi="Arial" w:cs="Arial"/>
-          <w:b w:val="0"/>
-          <w:i w:val="0"/>
-          <w:sz w:val="22"/>
-        </w:rPr>
-        <w:t xml:space="preserve"> Persamaan (3) memadatkan aturan tersebut.</w:t>
-      </w:r>
-    </w:p>
-    <w:p>
-      <w:pPr>
-        <w:spacing w:line="360" w:lineRule="auto" w:after="120"/>
-        <w:jc w:val="both"/>
-      </w:pPr>
-      <w:r>
-        <w:rPr>
-          <w:rFonts w:ascii="Arial" w:hAnsi="Arial" w:cs="Arial"/>
-          <w:b w:val="0"/>
-          <w:i w:val="0"/>
-          <w:sz w:val="22"/>
-        </w:rPr>
-        <w:t xml:space="preserve">4. Ulangi untuk beberapa titik</w:t>
-      </w:r>
-    </w:p>
-    <w:p>
-      <w:pPr>
-        <w:spacing w:before="40" w:after="120"/>
-        <w:jc w:val="center"/>
-      </w:pPr>
+        <w:t xml:space="preserve">dx' = A·dx + B·du</w:t>
+      </w:r>
       <w:r>
         <w:rPr>
           <w:rFonts w:ascii="Arial" w:hAnsi="Arial" w:cs="Arial"/>
@@ -4167,8 +4150,53 @@
           <w:color w:val="305496"/>
           <w:sz w:val="22"/>
         </w:rPr>
-        <w:t xml:space="preserve">A(p), B(p) untuk p = </w:t>
-      </w:r>
+        <w:t xml:space="preserve">   (4)</w:t>
+      </w:r>
+    </w:p>
+    <w:p>
+      <w:pPr>
+        <w:spacing w:line="360" w:lineRule="auto" w:after="120"/>
+        <w:jc w:val="both"/>
+      </w:pPr>
+      <w:r>
+        <w:rPr>
+          <w:rFonts w:ascii="Arial" w:hAnsi="Arial" w:cs="Arial"/>
+          <w:b w:val="0"/>
+          <w:i w:val="0"/>
+          <w:sz w:val="22"/>
+        </w:rPr>
+        <w:t xml:space="preserve">A dan B adalah turunan parsial f terhadap x dan u di titik itu.</w:t>
+      </w:r>
+      <w:r>
+        <w:rPr>
+          <w:rFonts w:ascii="Arial" w:hAnsi="Arial" w:cs="Arial"/>
+          <w:b w:val="0"/>
+          <w:i w:val="0"/>
+          <w:sz w:val="22"/>
+        </w:rPr>
+        <w:t xml:space="preserve"> Hubungan ini dirangkum dalam Persamaan (5).</w:t>
+      </w:r>
+    </w:p>
+    <w:p>
+      <w:pPr>
+        <w:spacing w:line="360" w:lineRule="auto" w:after="120"/>
+        <w:jc w:val="both"/>
+      </w:pPr>
+      <w:r>
+        <w:rPr>
+          <w:rFonts w:ascii="Arial" w:hAnsi="Arial" w:cs="Arial"/>
+          <w:b w:val="0"/>
+          <w:i w:val="0"/>
+          <w:sz w:val="22"/>
+        </w:rPr>
+        <w:t xml:space="preserve">4. Ulangi untuk beberapa titik</w:t>
+      </w:r>
+    </w:p>
+    <w:p>
+      <w:pPr>
+        <w:spacing w:before="40" w:after="120"/>
+        <w:jc w:val="center"/>
+      </w:pPr>
       <w:r>
         <w:rPr>
           <w:rFonts w:ascii="Arial" w:hAnsi="Arial" w:cs="Arial"/>
@@ -4177,7 +4205,7 @@
           <w:color w:val="305496"/>
           <w:sz w:val="22"/>
         </w:rPr>
-        <w:t xml:space="preserve">p</w:t>
+        <w:t xml:space="preserve">A(p), B(p) untuk p = </w:t>
       </w:r>
       <w:r>
         <w:rPr>
@@ -4186,9 +4214,8 @@
           <w:i/>
           <w:color w:val="305496"/>
           <w:sz w:val="22"/>
-          <w:vertAlign w:val="subscript"/>
-        </w:rPr>
-        <w:t xml:space="preserve">1</w:t>
+        </w:rPr>
+        <w:t xml:space="preserve">p</w:t>
       </w:r>
       <w:r>
         <w:rPr>
@@ -4197,8 +4224,9 @@
           <w:i/>
           <w:color w:val="305496"/>
           <w:sz w:val="22"/>
-        </w:rPr>
-        <w:t xml:space="preserve">, </w:t>
+          <w:vertAlign w:val="subscript"/>
+        </w:rPr>
+        <w:t xml:space="preserve">1</w:t>
       </w:r>
       <w:r>
         <w:rPr>
@@ -4208,7 +4236,7 @@
           <w:color w:val="305496"/>
           <w:sz w:val="22"/>
         </w:rPr>
-        <w:t xml:space="preserve">p</w:t>
+        <w:t xml:space="preserve">, </w:t>
       </w:r>
       <w:r>
         <w:rPr>
@@ -4217,9 +4245,8 @@
           <w:i/>
           <w:color w:val="305496"/>
           <w:sz w:val="22"/>
-          <w:vertAlign w:val="subscript"/>
-        </w:rPr>
-        <w:t xml:space="preserve">2</w:t>
+        </w:rPr>
+        <w:t xml:space="preserve">p</w:t>
       </w:r>
       <w:r>
         <w:rPr>
@@ -4228,8 +4255,9 @@
           <w:i/>
           <w:color w:val="305496"/>
           <w:sz w:val="22"/>
-        </w:rPr>
-        <w:t xml:space="preserve">, ...</w:t>
+          <w:vertAlign w:val="subscript"/>
+        </w:rPr>
+        <w:t xml:space="preserve">2</w:t>
       </w:r>
       <w:r>
         <w:rPr>
@@ -4239,44 +4267,8 @@
           <w:color w:val="305496"/>
           <w:sz w:val="22"/>
         </w:rPr>
-        <w:t xml:space="preserve">   (3)</w:t>
-      </w:r>
-    </w:p>
-    <w:p>
-      <w:pPr>
-        <w:spacing w:line="360" w:lineRule="auto" w:after="120"/>
-        <w:jc w:val="both"/>
-      </w:pPr>
-      <w:r>
-        <w:rPr>
-          <w:rFonts w:ascii="Arial" w:hAnsi="Arial" w:cs="Arial"/>
-          <w:b w:val="0"/>
-          <w:i w:val="0"/>
-          <w:sz w:val="22"/>
-        </w:rPr>
-        <w:t xml:space="preserve">p adalah besaran terukur yang mencirikan titik kerja, misalnya laju alir.</w:t>
-      </w:r>
-    </w:p>
-    <w:p>
-      <w:pPr>
-        <w:spacing w:line="360" w:lineRule="auto" w:after="120"/>
-        <w:jc w:val="both"/>
-      </w:pPr>
-      <w:r>
-        <w:rPr>
-          <w:rFonts w:ascii="Arial" w:hAnsi="Arial" w:cs="Arial"/>
-          <w:b w:val="0"/>
-          <w:i w:val="0"/>
-          <w:sz w:val="22"/>
-        </w:rPr>
-        <w:t xml:space="preserve">5. Rancang controller per titik</w:t>
-      </w:r>
-    </w:p>
-    <w:p>
-      <w:pPr>
-        <w:spacing w:before="40" w:after="120"/>
-        <w:jc w:val="center"/>
-      </w:pPr>
+        <w:t xml:space="preserve">, ...</w:t>
+      </w:r>
       <w:r>
         <w:rPr>
           <w:rFonts w:ascii="Arial" w:hAnsi="Arial" w:cs="Arial"/>
@@ -4285,37 +4277,46 @@
           <w:color w:val="305496"/>
           <w:sz w:val="22"/>
         </w:rPr>
-        <w:t xml:space="preserve">C(p) dari spesifikasi yang sama</w:t>
-      </w:r>
-    </w:p>
-    <w:p>
-      <w:pPr>
-        <w:spacing w:line="360" w:lineRule="auto" w:after="120"/>
-        <w:jc w:val="both"/>
-      </w:pPr>
-      <w:r>
-        <w:rPr>
-          <w:rFonts w:ascii="Arial" w:hAnsi="Arial" w:cs="Arial"/>
-          <w:b w:val="0"/>
-          <w:i w:val="0"/>
-          <w:sz w:val="22"/>
-        </w:rPr>
-        <w:t xml:space="preserve">Tiap titik memberi satu himpunan parameter.</w:t>
-      </w:r>
-    </w:p>
-    <w:p>
-      <w:pPr>
-        <w:spacing w:line="360" w:lineRule="auto" w:after="120"/>
-        <w:jc w:val="both"/>
-      </w:pPr>
-      <w:r>
-        <w:rPr>
-          <w:rFonts w:ascii="Arial" w:hAnsi="Arial" w:cs="Arial"/>
-          <w:b w:val="0"/>
-          <w:i w:val="0"/>
-          <w:sz w:val="22"/>
-        </w:rPr>
-        <w:t xml:space="preserve">6. Jadwalkan berdasarkan p</w:t>
+        <w:t xml:space="preserve">   (5)</w:t>
+      </w:r>
+    </w:p>
+    <w:p>
+      <w:pPr>
+        <w:spacing w:line="360" w:lineRule="auto" w:after="120"/>
+        <w:jc w:val="both"/>
+      </w:pPr>
+      <w:r>
+        <w:rPr>
+          <w:rFonts w:ascii="Arial" w:hAnsi="Arial" w:cs="Arial"/>
+          <w:b w:val="0"/>
+          <w:i w:val="0"/>
+          <w:sz w:val="22"/>
+        </w:rPr>
+        <w:t xml:space="preserve">p adalah besaran terukur yang mencirikan titik kerja, misalnya laju alir.</w:t>
+      </w:r>
+      <w:r>
+        <w:rPr>
+          <w:rFonts w:ascii="Arial" w:hAnsi="Arial" w:cs="Arial"/>
+          <w:b w:val="0"/>
+          <w:i w:val="0"/>
+          <w:sz w:val="22"/>
+        </w:rPr>
+        <w:t xml:space="preserve"> Bentuk ringkasnya dituliskan pada Persamaan (6).</w:t>
+      </w:r>
+    </w:p>
+    <w:p>
+      <w:pPr>
+        <w:spacing w:line="360" w:lineRule="auto" w:after="120"/>
+        <w:jc w:val="both"/>
+      </w:pPr>
+      <w:r>
+        <w:rPr>
+          <w:rFonts w:ascii="Arial" w:hAnsi="Arial" w:cs="Arial"/>
+          <w:b w:val="0"/>
+          <w:i w:val="0"/>
+          <w:sz w:val="22"/>
+        </w:rPr>
+        <w:t xml:space="preserve">5. Rancang controller per titik</w:t>
       </w:r>
     </w:p>
     <w:p>
@@ -4331,6 +4332,62 @@
           <w:color w:val="305496"/>
           <w:sz w:val="22"/>
         </w:rPr>
+        <w:t xml:space="preserve">C(p) dari spesifikasi yang sama</w:t>
+      </w:r>
+      <w:r>
+        <w:rPr>
+          <w:rFonts w:ascii="Arial" w:hAnsi="Arial" w:cs="Arial"/>
+          <w:b/>
+          <w:i/>
+          <w:color w:val="305496"/>
+          <w:sz w:val="22"/>
+        </w:rPr>
+        <w:t xml:space="preserve">   (6)</w:t>
+      </w:r>
+    </w:p>
+    <w:p>
+      <w:pPr>
+        <w:spacing w:line="360" w:lineRule="auto" w:after="120"/>
+        <w:jc w:val="both"/>
+      </w:pPr>
+      <w:r>
+        <w:rPr>
+          <w:rFonts w:ascii="Arial" w:hAnsi="Arial" w:cs="Arial"/>
+          <w:b w:val="0"/>
+          <w:i w:val="0"/>
+          <w:sz w:val="22"/>
+        </w:rPr>
+        <w:t xml:space="preserve">Tiap titik memberi satu himpunan parameter.</w:t>
+      </w:r>
+    </w:p>
+    <w:p>
+      <w:pPr>
+        <w:spacing w:line="360" w:lineRule="auto" w:after="120"/>
+        <w:jc w:val="both"/>
+      </w:pPr>
+      <w:r>
+        <w:rPr>
+          <w:rFonts w:ascii="Arial" w:hAnsi="Arial" w:cs="Arial"/>
+          <w:b w:val="0"/>
+          <w:i w:val="0"/>
+          <w:sz w:val="22"/>
+        </w:rPr>
+        <w:t xml:space="preserve">6. Jadwalkan berdasarkan p</w:t>
+      </w:r>
+    </w:p>
+    <w:p>
+      <w:pPr>
+        <w:spacing w:before="40" w:after="120"/>
+        <w:jc w:val="center"/>
+      </w:pPr>
+      <w:r>
+        <w:rPr>
+          <w:rFonts w:ascii="Arial" w:hAnsi="Arial" w:cs="Arial"/>
+          <w:b/>
+          <w:i/>
+          <w:color w:val="305496"/>
+          <w:sz w:val="22"/>
+        </w:rPr>
         <w:t xml:space="preserve">parameter dipilih dari p yang terukur saat itu</w:t>
       </w:r>
     </w:p>
@@ -4370,7 +4427,7 @@
           <w:i w:val="0"/>
           <w:sz w:val="22"/>
         </w:rPr>
-        <w:t xml:space="preserve"> Rangkuman kuantitatifnya tertulis pada Persamaan (4).</w:t>
+        <w:t xml:space="preserve"> Persamaan (7) memadatkan aturan tersebut.</w:t>
       </w:r>
     </w:p>
     <w:p>
@@ -4449,7 +4506,7 @@
           <w:color w:val="305496"/>
           <w:sz w:val="22"/>
         </w:rPr>
-        <w:t xml:space="preserve">   (4)</w:t>
+        <w:t xml:space="preserve">   (7)</w:t>
       </w:r>
     </w:p>
     <w:p>
@@ -4519,7 +4576,7 @@
           <w:i w:val="0"/>
           <w:sz w:val="22"/>
         </w:rPr>
-        <w:t xml:space="preserve"> Hubungan ini dirangkum dalam Persamaan (5).</w:t>
+        <w:t xml:space="preserve"> Rangkuman kuantitatifnya tertulis pada Persamaan (8).</w:t>
       </w:r>
     </w:p>
     <w:p>
@@ -4560,7 +4617,7 @@
           <w:color w:val="305496"/>
           <w:sz w:val="22"/>
         </w:rPr>
-        <w:t xml:space="preserve">   (5)</w:t>
+        <w:t xml:space="preserve">   (8)</w:t>
       </w:r>
     </w:p>
     <w:p>

--- a/Sistem-Kendali-Cerdas/Modul-Word/Modul-11-Ikhtisar-Metode-Kontrol-Cerdas.docx
+++ b/Sistem-Kendali-Cerdas/Modul-Word/Modul-11-Ikhtisar-Metode-Kontrol-Cerdas.docx
@@ -3183,8 +3183,11 @@
     </w:p>
     <w:p>
       <w:pPr>
+        <w:tabs>
+          <w:tab w:val="center" w:pos="4393"/>
+          <w:tab w:val="right" w:pos="8787"/>
+        </w:tabs>
         <w:spacing w:before="40" w:after="120"/>
-        <w:jc w:val="center"/>
       </w:pPr>
       <w:r>
         <w:rPr>
@@ -3194,7 +3197,7 @@
           <w:color w:val="305496"/>
           <w:sz w:val="22"/>
         </w:rPr>
-        <w:t xml:space="preserve">urutan bertanya: benarkah klasik gagal → pengetahuan atau data → biaya rawat</w:t>
+        <w:tab/>
       </w:r>
       <w:r>
         <w:rPr>
@@ -3204,7 +3207,18 @@
           <w:color w:val="305496"/>
           <w:sz w:val="22"/>
         </w:rPr>
-        <w:t xml:space="preserve">   (1)</w:t>
+        <w:t xml:space="preserve">urutan bertanya: benarkah klasik gagal → pengetahuan atau data → biaya rawat</w:t>
+      </w:r>
+      <w:r>
+        <w:rPr>
+          <w:rFonts w:ascii="Arial" w:hAnsi="Arial" w:cs="Arial"/>
+          <w:b/>
+          <w:i/>
+          <w:color w:val="305496"/>
+          <w:sz w:val="22"/>
+        </w:rPr>
+        <w:tab/>
+        <w:t xml:space="preserve">(1)</w:t>
       </w:r>
     </w:p>
     <w:p>
@@ -3875,8 +3889,11 @@
     </w:p>
     <w:p>
       <w:pPr>
+        <w:tabs>
+          <w:tab w:val="center" w:pos="4393"/>
+          <w:tab w:val="right" w:pos="8787"/>
+        </w:tabs>
         <w:spacing w:before="40" w:after="120"/>
-        <w:jc w:val="center"/>
       </w:pPr>
       <w:r>
         <w:rPr>
@@ -3886,7 +3903,7 @@
           <w:color w:val="305496"/>
           <w:sz w:val="22"/>
         </w:rPr>
-        <w:t xml:space="preserve">x' = f(x, u)</w:t>
+        <w:tab/>
       </w:r>
       <w:r>
         <w:rPr>
@@ -3896,53 +3913,8 @@
           <w:color w:val="305496"/>
           <w:sz w:val="22"/>
         </w:rPr>
-        <w:t xml:space="preserve">   (2)</w:t>
-      </w:r>
-    </w:p>
-    <w:p>
-      <w:pPr>
-        <w:spacing w:line="360" w:lineRule="auto" w:after="120"/>
-        <w:jc w:val="both"/>
-      </w:pPr>
-      <w:r>
-        <w:rPr>
-          <w:rFonts w:ascii="Arial" w:hAnsi="Arial" w:cs="Arial"/>
-          <w:b w:val="0"/>
-          <w:i w:val="0"/>
-          <w:sz w:val="22"/>
-        </w:rPr>
-        <w:t xml:space="preserve">Belum dapat dianalisis dengan perkakas linier.</w:t>
-      </w:r>
-      <w:r>
-        <w:rPr>
-          <w:rFonts w:ascii="Arial" w:hAnsi="Arial" w:cs="Arial"/>
-          <w:b w:val="0"/>
-          <w:i w:val="0"/>
-          <w:sz w:val="22"/>
-        </w:rPr>
-        <w:t xml:space="preserve"> Persamaan (3) memadatkan aturan tersebut.</w:t>
-      </w:r>
-    </w:p>
-    <w:p>
-      <w:pPr>
-        <w:spacing w:line="360" w:lineRule="auto" w:after="120"/>
-        <w:jc w:val="both"/>
-      </w:pPr>
-      <w:r>
-        <w:rPr>
-          <w:rFonts w:ascii="Arial" w:hAnsi="Arial" w:cs="Arial"/>
-          <w:b w:val="0"/>
-          <w:i w:val="0"/>
-          <w:sz w:val="22"/>
-        </w:rPr>
-        <w:t xml:space="preserve">2. Pilih titik kerja</w:t>
-      </w:r>
-    </w:p>
-    <w:p>
-      <w:pPr>
-        <w:spacing w:before="40" w:after="120"/>
-        <w:jc w:val="center"/>
-      </w:pPr>
+        <w:t xml:space="preserve">x' = f(x, u)</w:t>
+      </w:r>
       <w:r>
         <w:rPr>
           <w:rFonts w:ascii="Arial" w:hAnsi="Arial" w:cs="Arial"/>
@@ -3951,8 +3923,57 @@
           <w:color w:val="305496"/>
           <w:sz w:val="22"/>
         </w:rPr>
-        <w:t xml:space="preserve">(</w:t>
-      </w:r>
+        <w:tab/>
+        <w:t xml:space="preserve">(2)</w:t>
+      </w:r>
+    </w:p>
+    <w:p>
+      <w:pPr>
+        <w:spacing w:line="360" w:lineRule="auto" w:after="120"/>
+        <w:jc w:val="both"/>
+      </w:pPr>
+      <w:r>
+        <w:rPr>
+          <w:rFonts w:ascii="Arial" w:hAnsi="Arial" w:cs="Arial"/>
+          <w:b w:val="0"/>
+          <w:i w:val="0"/>
+          <w:sz w:val="22"/>
+        </w:rPr>
+        <w:t xml:space="preserve">Belum dapat dianalisis dengan perkakas linier.</w:t>
+      </w:r>
+      <w:r>
+        <w:rPr>
+          <w:rFonts w:ascii="Arial" w:hAnsi="Arial" w:cs="Arial"/>
+          <w:b w:val="0"/>
+          <w:i w:val="0"/>
+          <w:sz w:val="22"/>
+        </w:rPr>
+        <w:t xml:space="preserve"> Persamaan (3) memadatkan aturan tersebut.</w:t>
+      </w:r>
+    </w:p>
+    <w:p>
+      <w:pPr>
+        <w:spacing w:line="360" w:lineRule="auto" w:after="120"/>
+        <w:jc w:val="both"/>
+      </w:pPr>
+      <w:r>
+        <w:rPr>
+          <w:rFonts w:ascii="Arial" w:hAnsi="Arial" w:cs="Arial"/>
+          <w:b w:val="0"/>
+          <w:i w:val="0"/>
+          <w:sz w:val="22"/>
+        </w:rPr>
+        <w:t xml:space="preserve">2. Pilih titik kerja</w:t>
+      </w:r>
+    </w:p>
+    <w:p>
+      <w:pPr>
+        <w:tabs>
+          <w:tab w:val="center" w:pos="4393"/>
+          <w:tab w:val="right" w:pos="8787"/>
+        </w:tabs>
+        <w:spacing w:before="40" w:after="120"/>
+      </w:pPr>
       <w:r>
         <w:rPr>
           <w:rFonts w:ascii="Arial" w:hAnsi="Arial" w:cs="Arial"/>
@@ -3961,7 +3982,7 @@
           <w:color w:val="305496"/>
           <w:sz w:val="22"/>
         </w:rPr>
-        <w:t xml:space="preserve">x</w:t>
+        <w:tab/>
       </w:r>
       <w:r>
         <w:rPr>
@@ -3970,9 +3991,8 @@
           <w:i/>
           <w:color w:val="305496"/>
           <w:sz w:val="22"/>
-          <w:vertAlign w:val="subscript"/>
-        </w:rPr>
-        <w:t xml:space="preserve">0</w:t>
+        </w:rPr>
+        <w:t xml:space="preserve">(</w:t>
       </w:r>
       <w:r>
         <w:rPr>
@@ -3982,7 +4002,7 @@
           <w:color w:val="305496"/>
           <w:sz w:val="22"/>
         </w:rPr>
-        <w:t xml:space="preserve">, </w:t>
+        <w:t xml:space="preserve">x</w:t>
       </w:r>
       <w:r>
         <w:rPr>
@@ -3991,8 +4011,9 @@
           <w:i/>
           <w:color w:val="305496"/>
           <w:sz w:val="22"/>
-        </w:rPr>
-        <w:t xml:space="preserve">u</w:t>
+          <w:vertAlign w:val="subscript"/>
+        </w:rPr>
+        <w:t xml:space="preserve">0</w:t>
       </w:r>
       <w:r>
         <w:rPr>
@@ -4001,9 +4022,8 @@
           <w:i/>
           <w:color w:val="305496"/>
           <w:sz w:val="22"/>
-          <w:vertAlign w:val="subscript"/>
-        </w:rPr>
-        <w:t xml:space="preserve">0</w:t>
+        </w:rPr>
+        <w:t xml:space="preserve">, </w:t>
       </w:r>
       <w:r>
         <w:rPr>
@@ -4013,7 +4033,7 @@
           <w:color w:val="305496"/>
           <w:sz w:val="22"/>
         </w:rPr>
-        <w:t xml:space="preserve">) dengan f(</w:t>
+        <w:t xml:space="preserve">u</w:t>
       </w:r>
       <w:r>
         <w:rPr>
@@ -4022,8 +4042,9 @@
           <w:i/>
           <w:color w:val="305496"/>
           <w:sz w:val="22"/>
-        </w:rPr>
-        <w:t xml:space="preserve">x</w:t>
+          <w:vertAlign w:val="subscript"/>
+        </w:rPr>
+        <w:t xml:space="preserve">0</w:t>
       </w:r>
       <w:r>
         <w:rPr>
@@ -4032,9 +4053,8 @@
           <w:i/>
           <w:color w:val="305496"/>
           <w:sz w:val="22"/>
-          <w:vertAlign w:val="subscript"/>
-        </w:rPr>
-        <w:t xml:space="preserve">0</w:t>
+        </w:rPr>
+        <w:t xml:space="preserve">) dengan f(</w:t>
       </w:r>
       <w:r>
         <w:rPr>
@@ -4044,7 +4064,7 @@
           <w:color w:val="305496"/>
           <w:sz w:val="22"/>
         </w:rPr>
-        <w:t xml:space="preserve">, </w:t>
+        <w:t xml:space="preserve">x</w:t>
       </w:r>
       <w:r>
         <w:rPr>
@@ -4053,8 +4073,9 @@
           <w:i/>
           <w:color w:val="305496"/>
           <w:sz w:val="22"/>
-        </w:rPr>
-        <w:t xml:space="preserve">u</w:t>
+          <w:vertAlign w:val="subscript"/>
+        </w:rPr>
+        <w:t xml:space="preserve">0</w:t>
       </w:r>
       <w:r>
         <w:rPr>
@@ -4063,9 +4084,8 @@
           <w:i/>
           <w:color w:val="305496"/>
           <w:sz w:val="22"/>
-          <w:vertAlign w:val="subscript"/>
-        </w:rPr>
-        <w:t xml:space="preserve">0</w:t>
+        </w:rPr>
+        <w:t xml:space="preserve">, </w:t>
       </w:r>
       <w:r>
         <w:rPr>
@@ -4075,7 +4095,7 @@
           <w:color w:val="305496"/>
           <w:sz w:val="22"/>
         </w:rPr>
-        <w:t xml:space="preserve">) = 0</w:t>
+        <w:t xml:space="preserve">u</w:t>
       </w:r>
       <w:r>
         <w:rPr>
@@ -4084,54 +4104,10 @@
           <w:i/>
           <w:color w:val="305496"/>
           <w:sz w:val="22"/>
-        </w:rPr>
-        <w:t xml:space="preserve">   (3)</w:t>
-      </w:r>
-    </w:p>
-    <w:p>
-      <w:pPr>
-        <w:spacing w:line="360" w:lineRule="auto" w:after="120"/>
-        <w:jc w:val="both"/>
-      </w:pPr>
-      <w:r>
-        <w:rPr>
-          <w:rFonts w:ascii="Arial" w:hAnsi="Arial" w:cs="Arial"/>
-          <w:b w:val="0"/>
-          <w:i w:val="0"/>
-          <w:sz w:val="22"/>
-        </w:rPr>
-        <w:t xml:space="preserve">Titik setimbang tempat sistem biasa beroperasi.</w:t>
-      </w:r>
-      <w:r>
-        <w:rPr>
-          <w:rFonts w:ascii="Arial" w:hAnsi="Arial" w:cs="Arial"/>
-          <w:b w:val="0"/>
-          <w:i w:val="0"/>
-          <w:sz w:val="22"/>
-        </w:rPr>
-        <w:t xml:space="preserve"> Rangkuman kuantitatifnya tertulis pada Persamaan (4).</w:t>
-      </w:r>
-    </w:p>
-    <w:p>
-      <w:pPr>
-        <w:spacing w:line="360" w:lineRule="auto" w:after="120"/>
-        <w:jc w:val="both"/>
-      </w:pPr>
-      <w:r>
-        <w:rPr>
-          <w:rFonts w:ascii="Arial" w:hAnsi="Arial" w:cs="Arial"/>
-          <w:b w:val="0"/>
-          <w:i w:val="0"/>
-          <w:sz w:val="22"/>
-        </w:rPr>
-        <w:t xml:space="preserve">3. Linearisasi di sekitarnya</w:t>
-      </w:r>
-    </w:p>
-    <w:p>
-      <w:pPr>
-        <w:spacing w:before="40" w:after="120"/>
-        <w:jc w:val="center"/>
-      </w:pPr>
+          <w:vertAlign w:val="subscript"/>
+        </w:rPr>
+        <w:t xml:space="preserve">0</w:t>
+      </w:r>
       <w:r>
         <w:rPr>
           <w:rFonts w:ascii="Arial" w:hAnsi="Arial" w:cs="Arial"/>
@@ -4140,7 +4116,7 @@
           <w:color w:val="305496"/>
           <w:sz w:val="22"/>
         </w:rPr>
-        <w:t xml:space="preserve">dx' = A·dx + B·du</w:t>
+        <w:t xml:space="preserve">) = 0</w:t>
       </w:r>
       <w:r>
         <w:rPr>
@@ -4150,52 +4126,56 @@
           <w:color w:val="305496"/>
           <w:sz w:val="22"/>
         </w:rPr>
-        <w:t xml:space="preserve">   (4)</w:t>
-      </w:r>
-    </w:p>
-    <w:p>
-      <w:pPr>
-        <w:spacing w:line="360" w:lineRule="auto" w:after="120"/>
-        <w:jc w:val="both"/>
-      </w:pPr>
-      <w:r>
-        <w:rPr>
-          <w:rFonts w:ascii="Arial" w:hAnsi="Arial" w:cs="Arial"/>
-          <w:b w:val="0"/>
-          <w:i w:val="0"/>
-          <w:sz w:val="22"/>
-        </w:rPr>
-        <w:t xml:space="preserve">A dan B adalah turunan parsial f terhadap x dan u di titik itu.</w:t>
-      </w:r>
-      <w:r>
-        <w:rPr>
-          <w:rFonts w:ascii="Arial" w:hAnsi="Arial" w:cs="Arial"/>
-          <w:b w:val="0"/>
-          <w:i w:val="0"/>
-          <w:sz w:val="22"/>
-        </w:rPr>
-        <w:t xml:space="preserve"> Hubungan ini dirangkum dalam Persamaan (5).</w:t>
-      </w:r>
-    </w:p>
-    <w:p>
-      <w:pPr>
-        <w:spacing w:line="360" w:lineRule="auto" w:after="120"/>
-        <w:jc w:val="both"/>
-      </w:pPr>
-      <w:r>
-        <w:rPr>
-          <w:rFonts w:ascii="Arial" w:hAnsi="Arial" w:cs="Arial"/>
-          <w:b w:val="0"/>
-          <w:i w:val="0"/>
-          <w:sz w:val="22"/>
-        </w:rPr>
-        <w:t xml:space="preserve">4. Ulangi untuk beberapa titik</w:t>
-      </w:r>
-    </w:p>
-    <w:p>
-      <w:pPr>
+        <w:tab/>
+        <w:t xml:space="preserve">(3)</w:t>
+      </w:r>
+    </w:p>
+    <w:p>
+      <w:pPr>
+        <w:spacing w:line="360" w:lineRule="auto" w:after="120"/>
+        <w:jc w:val="both"/>
+      </w:pPr>
+      <w:r>
+        <w:rPr>
+          <w:rFonts w:ascii="Arial" w:hAnsi="Arial" w:cs="Arial"/>
+          <w:b w:val="0"/>
+          <w:i w:val="0"/>
+          <w:sz w:val="22"/>
+        </w:rPr>
+        <w:t xml:space="preserve">Titik setimbang tempat sistem biasa beroperasi.</w:t>
+      </w:r>
+      <w:r>
+        <w:rPr>
+          <w:rFonts w:ascii="Arial" w:hAnsi="Arial" w:cs="Arial"/>
+          <w:b w:val="0"/>
+          <w:i w:val="0"/>
+          <w:sz w:val="22"/>
+        </w:rPr>
+        <w:t xml:space="preserve"> Rangkuman kuantitatifnya tertulis pada Persamaan (4).</w:t>
+      </w:r>
+    </w:p>
+    <w:p>
+      <w:pPr>
+        <w:spacing w:line="360" w:lineRule="auto" w:after="120"/>
+        <w:jc w:val="both"/>
+      </w:pPr>
+      <w:r>
+        <w:rPr>
+          <w:rFonts w:ascii="Arial" w:hAnsi="Arial" w:cs="Arial"/>
+          <w:b w:val="0"/>
+          <w:i w:val="0"/>
+          <w:sz w:val="22"/>
+        </w:rPr>
+        <w:t xml:space="preserve">3. Linearisasi di sekitarnya</w:t>
+      </w:r>
+    </w:p>
+    <w:p>
+      <w:pPr>
+        <w:tabs>
+          <w:tab w:val="center" w:pos="4393"/>
+          <w:tab w:val="right" w:pos="8787"/>
+        </w:tabs>
         <w:spacing w:before="40" w:after="120"/>
-        <w:jc w:val="center"/>
       </w:pPr>
       <w:r>
         <w:rPr>
@@ -4205,7 +4185,7 @@
           <w:color w:val="305496"/>
           <w:sz w:val="22"/>
         </w:rPr>
-        <w:t xml:space="preserve">A(p), B(p) untuk p = </w:t>
+        <w:tab/>
       </w:r>
       <w:r>
         <w:rPr>
@@ -4215,7 +4195,7 @@
           <w:color w:val="305496"/>
           <w:sz w:val="22"/>
         </w:rPr>
-        <w:t xml:space="preserve">p</w:t>
+        <w:t xml:space="preserve">dx' = A·dx + B·du</w:t>
       </w:r>
       <w:r>
         <w:rPr>
@@ -4224,10 +4204,58 @@
           <w:i/>
           <w:color w:val="305496"/>
           <w:sz w:val="22"/>
-          <w:vertAlign w:val="subscript"/>
-        </w:rPr>
-        <w:t xml:space="preserve">1</w:t>
-      </w:r>
+        </w:rPr>
+        <w:tab/>
+        <w:t xml:space="preserve">(4)</w:t>
+      </w:r>
+    </w:p>
+    <w:p>
+      <w:pPr>
+        <w:spacing w:line="360" w:lineRule="auto" w:after="120"/>
+        <w:jc w:val="both"/>
+      </w:pPr>
+      <w:r>
+        <w:rPr>
+          <w:rFonts w:ascii="Arial" w:hAnsi="Arial" w:cs="Arial"/>
+          <w:b w:val="0"/>
+          <w:i w:val="0"/>
+          <w:sz w:val="22"/>
+        </w:rPr>
+        <w:t xml:space="preserve">A dan B adalah turunan parsial f terhadap x dan u di titik itu.</w:t>
+      </w:r>
+      <w:r>
+        <w:rPr>
+          <w:rFonts w:ascii="Arial" w:hAnsi="Arial" w:cs="Arial"/>
+          <w:b w:val="0"/>
+          <w:i w:val="0"/>
+          <w:sz w:val="22"/>
+        </w:rPr>
+        <w:t xml:space="preserve"> Hubungan ini dirangkum dalam Persamaan (5).</w:t>
+      </w:r>
+    </w:p>
+    <w:p>
+      <w:pPr>
+        <w:spacing w:line="360" w:lineRule="auto" w:after="120"/>
+        <w:jc w:val="both"/>
+      </w:pPr>
+      <w:r>
+        <w:rPr>
+          <w:rFonts w:ascii="Arial" w:hAnsi="Arial" w:cs="Arial"/>
+          <w:b w:val="0"/>
+          <w:i w:val="0"/>
+          <w:sz w:val="22"/>
+        </w:rPr>
+        <w:t xml:space="preserve">4. Ulangi untuk beberapa titik</w:t>
+      </w:r>
+    </w:p>
+    <w:p>
+      <w:pPr>
+        <w:tabs>
+          <w:tab w:val="center" w:pos="4393"/>
+          <w:tab w:val="right" w:pos="8787"/>
+        </w:tabs>
+        <w:spacing w:before="40" w:after="120"/>
+      </w:pPr>
       <w:r>
         <w:rPr>
           <w:rFonts w:ascii="Arial" w:hAnsi="Arial" w:cs="Arial"/>
@@ -4236,7 +4264,7 @@
           <w:color w:val="305496"/>
           <w:sz w:val="22"/>
         </w:rPr>
-        <w:t xml:space="preserve">, </w:t>
+        <w:tab/>
       </w:r>
       <w:r>
         <w:rPr>
@@ -4246,7 +4274,7 @@
           <w:color w:val="305496"/>
           <w:sz w:val="22"/>
         </w:rPr>
-        <w:t xml:space="preserve">p</w:t>
+        <w:t xml:space="preserve">A(p), B(p) untuk p = </w:t>
       </w:r>
       <w:r>
         <w:rPr>
@@ -4255,9 +4283,8 @@
           <w:i/>
           <w:color w:val="305496"/>
           <w:sz w:val="22"/>
-          <w:vertAlign w:val="subscript"/>
-        </w:rPr>
-        <w:t xml:space="preserve">2</w:t>
+        </w:rPr>
+        <w:t xml:space="preserve">p</w:t>
       </w:r>
       <w:r>
         <w:rPr>
@@ -4266,8 +4293,9 @@
           <w:i/>
           <w:color w:val="305496"/>
           <w:sz w:val="22"/>
-        </w:rPr>
-        <w:t xml:space="preserve">, ...</w:t>
+          <w:vertAlign w:val="subscript"/>
+        </w:rPr>
+        <w:t xml:space="preserve">1</w:t>
       </w:r>
       <w:r>
         <w:rPr>
@@ -4277,53 +4305,8 @@
           <w:color w:val="305496"/>
           <w:sz w:val="22"/>
         </w:rPr>
-        <w:t xml:space="preserve">   (5)</w:t>
-      </w:r>
-    </w:p>
-    <w:p>
-      <w:pPr>
-        <w:spacing w:line="360" w:lineRule="auto" w:after="120"/>
-        <w:jc w:val="both"/>
-      </w:pPr>
-      <w:r>
-        <w:rPr>
-          <w:rFonts w:ascii="Arial" w:hAnsi="Arial" w:cs="Arial"/>
-          <w:b w:val="0"/>
-          <w:i w:val="0"/>
-          <w:sz w:val="22"/>
-        </w:rPr>
-        <w:t xml:space="preserve">p adalah besaran terukur yang mencirikan titik kerja, misalnya laju alir.</w:t>
-      </w:r>
-      <w:r>
-        <w:rPr>
-          <w:rFonts w:ascii="Arial" w:hAnsi="Arial" w:cs="Arial"/>
-          <w:b w:val="0"/>
-          <w:i w:val="0"/>
-          <w:sz w:val="22"/>
-        </w:rPr>
-        <w:t xml:space="preserve"> Bentuk ringkasnya dituliskan pada Persamaan (6).</w:t>
-      </w:r>
-    </w:p>
-    <w:p>
-      <w:pPr>
-        <w:spacing w:line="360" w:lineRule="auto" w:after="120"/>
-        <w:jc w:val="both"/>
-      </w:pPr>
-      <w:r>
-        <w:rPr>
-          <w:rFonts w:ascii="Arial" w:hAnsi="Arial" w:cs="Arial"/>
-          <w:b w:val="0"/>
-          <w:i w:val="0"/>
-          <w:sz w:val="22"/>
-        </w:rPr>
-        <w:t xml:space="preserve">5. Rancang controller per titik</w:t>
-      </w:r>
-    </w:p>
-    <w:p>
-      <w:pPr>
-        <w:spacing w:before="40" w:after="120"/>
-        <w:jc w:val="center"/>
-      </w:pPr>
+        <w:t xml:space="preserve">, </w:t>
+      </w:r>
       <w:r>
         <w:rPr>
           <w:rFonts w:ascii="Arial" w:hAnsi="Arial" w:cs="Arial"/>
@@ -4332,7 +4315,7 @@
           <w:color w:val="305496"/>
           <w:sz w:val="22"/>
         </w:rPr>
-        <w:t xml:space="preserve">C(p) dari spesifikasi yang sama</w:t>
+        <w:t xml:space="preserve">p</w:t>
       </w:r>
       <w:r>
         <w:rPr>
@@ -4341,8 +4324,109 @@
           <w:i/>
           <w:color w:val="305496"/>
           <w:sz w:val="22"/>
-        </w:rPr>
-        <w:t xml:space="preserve">   (6)</w:t>
+          <w:vertAlign w:val="subscript"/>
+        </w:rPr>
+        <w:t xml:space="preserve">2</w:t>
+      </w:r>
+      <w:r>
+        <w:rPr>
+          <w:rFonts w:ascii="Arial" w:hAnsi="Arial" w:cs="Arial"/>
+          <w:b/>
+          <w:i/>
+          <w:color w:val="305496"/>
+          <w:sz w:val="22"/>
+        </w:rPr>
+        <w:t xml:space="preserve">, ...</w:t>
+      </w:r>
+      <w:r>
+        <w:rPr>
+          <w:rFonts w:ascii="Arial" w:hAnsi="Arial" w:cs="Arial"/>
+          <w:b/>
+          <w:i/>
+          <w:color w:val="305496"/>
+          <w:sz w:val="22"/>
+        </w:rPr>
+        <w:tab/>
+        <w:t xml:space="preserve">(5)</w:t>
+      </w:r>
+    </w:p>
+    <w:p>
+      <w:pPr>
+        <w:spacing w:line="360" w:lineRule="auto" w:after="120"/>
+        <w:jc w:val="both"/>
+      </w:pPr>
+      <w:r>
+        <w:rPr>
+          <w:rFonts w:ascii="Arial" w:hAnsi="Arial" w:cs="Arial"/>
+          <w:b w:val="0"/>
+          <w:i w:val="0"/>
+          <w:sz w:val="22"/>
+        </w:rPr>
+        <w:t xml:space="preserve">p adalah besaran terukur yang mencirikan titik kerja, misalnya laju alir.</w:t>
+      </w:r>
+      <w:r>
+        <w:rPr>
+          <w:rFonts w:ascii="Arial" w:hAnsi="Arial" w:cs="Arial"/>
+          <w:b w:val="0"/>
+          <w:i w:val="0"/>
+          <w:sz w:val="22"/>
+        </w:rPr>
+        <w:t xml:space="preserve"> Bentuk ringkasnya dituliskan pada Persamaan (6).</w:t>
+      </w:r>
+    </w:p>
+    <w:p>
+      <w:pPr>
+        <w:spacing w:line="360" w:lineRule="auto" w:after="120"/>
+        <w:jc w:val="both"/>
+      </w:pPr>
+      <w:r>
+        <w:rPr>
+          <w:rFonts w:ascii="Arial" w:hAnsi="Arial" w:cs="Arial"/>
+          <w:b w:val="0"/>
+          <w:i w:val="0"/>
+          <w:sz w:val="22"/>
+        </w:rPr>
+        <w:t xml:space="preserve">5. Rancang controller per titik</w:t>
+      </w:r>
+    </w:p>
+    <w:p>
+      <w:pPr>
+        <w:tabs>
+          <w:tab w:val="center" w:pos="4393"/>
+          <w:tab w:val="right" w:pos="8787"/>
+        </w:tabs>
+        <w:spacing w:before="40" w:after="120"/>
+      </w:pPr>
+      <w:r>
+        <w:rPr>
+          <w:rFonts w:ascii="Arial" w:hAnsi="Arial" w:cs="Arial"/>
+          <w:b/>
+          <w:i/>
+          <w:color w:val="305496"/>
+          <w:sz w:val="22"/>
+        </w:rPr>
+        <w:tab/>
+      </w:r>
+      <w:r>
+        <w:rPr>
+          <w:rFonts w:ascii="Arial" w:hAnsi="Arial" w:cs="Arial"/>
+          <w:b/>
+          <w:i/>
+          <w:color w:val="305496"/>
+          <w:sz w:val="22"/>
+        </w:rPr>
+        <w:t xml:space="preserve">C(p) dari spesifikasi yang sama</w:t>
+      </w:r>
+      <w:r>
+        <w:rPr>
+          <w:rFonts w:ascii="Arial" w:hAnsi="Arial" w:cs="Arial"/>
+          <w:b/>
+          <w:i/>
+          <w:color w:val="305496"/>
+          <w:sz w:val="22"/>
+        </w:rPr>
+        <w:tab/>
+        <w:t xml:space="preserve">(6)</w:t>
       </w:r>
     </w:p>
     <w:p>
@@ -4485,8 +4569,11 @@
     </w:p>
     <w:p>
       <w:pPr>
+        <w:tabs>
+          <w:tab w:val="center" w:pos="4393"/>
+          <w:tab w:val="right" w:pos="8787"/>
+        </w:tabs>
         <w:spacing w:before="40" w:after="120"/>
-        <w:jc w:val="center"/>
       </w:pPr>
       <w:r>
         <w:rPr>
@@ -4496,7 +4583,7 @@
           <w:color w:val="305496"/>
           <w:sz w:val="22"/>
         </w:rPr>
-        <w:t xml:space="preserve">6,0/1,5 = 4</w:t>
+        <w:tab/>
       </w:r>
       <w:r>
         <w:rPr>
@@ -4506,44 +4593,8 @@
           <w:color w:val="305496"/>
           <w:sz w:val="22"/>
         </w:rPr>
-        <w:t xml:space="preserve">   (7)</w:t>
-      </w:r>
-    </w:p>
-    <w:p>
-      <w:pPr>
-        <w:spacing w:line="360" w:lineRule="auto" w:after="120"/>
-        <w:jc w:val="both"/>
-      </w:pPr>
-      <w:r>
-        <w:rPr>
-          <w:rFonts w:ascii="Arial" w:hAnsi="Arial" w:cs="Arial"/>
-          <w:b w:val="0"/>
-          <w:i w:val="0"/>
-          <w:sz w:val="22"/>
-        </w:rPr>
-        <w:t xml:space="preserve">Gain berubah empat kali lipat di seluruh rentang operasi.</w:t>
-      </w:r>
-    </w:p>
-    <w:p>
-      <w:pPr>
-        <w:spacing w:line="360" w:lineRule="auto" w:after="120"/>
-        <w:jc w:val="both"/>
-      </w:pPr>
-      <w:r>
-        <w:rPr>
-          <w:rFonts w:ascii="Arial" w:hAnsi="Arial" w:cs="Arial"/>
-          <w:b w:val="0"/>
-          <w:i w:val="0"/>
-          <w:sz w:val="22"/>
-        </w:rPr>
-        <w:t xml:space="preserve">2. Nilai dampaknya pada gain loop</w:t>
-      </w:r>
-    </w:p>
-    <w:p>
-      <w:pPr>
-        <w:spacing w:before="40" w:after="120"/>
-        <w:jc w:val="center"/>
-      </w:pPr>
+        <w:t xml:space="preserve">6,0/1,5 = 4</w:t>
+      </w:r>
       <w:r>
         <w:rPr>
           <w:rFonts w:ascii="Arial" w:hAnsi="Arial" w:cs="Arial"/>
@@ -4552,46 +4603,38 @@
           <w:color w:val="305496"/>
           <w:sz w:val="22"/>
         </w:rPr>
-        <w:t xml:space="preserve">L berubah empat kali pula</w:t>
-      </w:r>
-    </w:p>
-    <w:p>
-      <w:pPr>
-        <w:spacing w:line="360" w:lineRule="auto" w:after="120"/>
-        <w:jc w:val="both"/>
-      </w:pPr>
-      <w:r>
-        <w:rPr>
-          <w:rFonts w:ascii="Arial" w:hAnsi="Arial" w:cs="Arial"/>
-          <w:b w:val="0"/>
-          <w:i w:val="0"/>
-          <w:sz w:val="22"/>
-        </w:rPr>
-        <w:t xml:space="preserve">Penyetelan yang pas di satu ujung akan terlalu agresif atau terlalu lamban di ujung lain.</w:t>
-      </w:r>
-      <w:r>
-        <w:rPr>
-          <w:rFonts w:ascii="Arial" w:hAnsi="Arial" w:cs="Arial"/>
-          <w:b w:val="0"/>
-          <w:i w:val="0"/>
-          <w:sz w:val="22"/>
-        </w:rPr>
-        <w:t xml:space="preserve"> Rangkuman kuantitatifnya tertulis pada Persamaan (8).</w:t>
-      </w:r>
-    </w:p>
-    <w:p>
-      <w:pPr>
-        <w:spacing w:line="360" w:lineRule="auto" w:after="120"/>
-        <w:jc w:val="both"/>
-      </w:pPr>
-      <w:r>
-        <w:rPr>
-          <w:rFonts w:ascii="Arial" w:hAnsi="Arial" w:cs="Arial"/>
-          <w:b w:val="0"/>
-          <w:i w:val="0"/>
-          <w:sz w:val="22"/>
-        </w:rPr>
-        <w:t xml:space="preserve">3. Bandingkan skala waktu</w:t>
+        <w:tab/>
+        <w:t xml:space="preserve">(7)</w:t>
+      </w:r>
+    </w:p>
+    <w:p>
+      <w:pPr>
+        <w:spacing w:line="360" w:lineRule="auto" w:after="120"/>
+        <w:jc w:val="both"/>
+      </w:pPr>
+      <w:r>
+        <w:rPr>
+          <w:rFonts w:ascii="Arial" w:hAnsi="Arial" w:cs="Arial"/>
+          <w:b w:val="0"/>
+          <w:i w:val="0"/>
+          <w:sz w:val="22"/>
+        </w:rPr>
+        <w:t xml:space="preserve">Gain berubah empat kali lipat di seluruh rentang operasi.</w:t>
+      </w:r>
+    </w:p>
+    <w:p>
+      <w:pPr>
+        <w:spacing w:line="360" w:lineRule="auto" w:after="120"/>
+        <w:jc w:val="both"/>
+      </w:pPr>
+      <w:r>
+        <w:rPr>
+          <w:rFonts w:ascii="Arial" w:hAnsi="Arial" w:cs="Arial"/>
+          <w:b w:val="0"/>
+          <w:i w:val="0"/>
+          <w:sz w:val="22"/>
+        </w:rPr>
+        <w:t xml:space="preserve">2. Nilai dampaknya pada gain loop</w:t>
       </w:r>
     </w:p>
     <w:p>
@@ -4607,8 +4650,56 @@
           <w:color w:val="305496"/>
           <w:sz w:val="22"/>
         </w:rPr>
-        <w:t xml:space="preserve">1800 detik berbanding 40 detik = 45</w:t>
-      </w:r>
+        <w:t xml:space="preserve">L berubah empat kali pula</w:t>
+      </w:r>
+    </w:p>
+    <w:p>
+      <w:pPr>
+        <w:spacing w:line="360" w:lineRule="auto" w:after="120"/>
+        <w:jc w:val="both"/>
+      </w:pPr>
+      <w:r>
+        <w:rPr>
+          <w:rFonts w:ascii="Arial" w:hAnsi="Arial" w:cs="Arial"/>
+          <w:b w:val="0"/>
+          <w:i w:val="0"/>
+          <w:sz w:val="22"/>
+        </w:rPr>
+        <w:t xml:space="preserve">Penyetelan yang pas di satu ujung akan terlalu agresif atau terlalu lamban di ujung lain.</w:t>
+      </w:r>
+      <w:r>
+        <w:rPr>
+          <w:rFonts w:ascii="Arial" w:hAnsi="Arial" w:cs="Arial"/>
+          <w:b w:val="0"/>
+          <w:i w:val="0"/>
+          <w:sz w:val="22"/>
+        </w:rPr>
+        <w:t xml:space="preserve"> Rangkuman kuantitatifnya tertulis pada Persamaan (8).</w:t>
+      </w:r>
+    </w:p>
+    <w:p>
+      <w:pPr>
+        <w:spacing w:line="360" w:lineRule="auto" w:after="120"/>
+        <w:jc w:val="both"/>
+      </w:pPr>
+      <w:r>
+        <w:rPr>
+          <w:rFonts w:ascii="Arial" w:hAnsi="Arial" w:cs="Arial"/>
+          <w:b w:val="0"/>
+          <w:i w:val="0"/>
+          <w:sz w:val="22"/>
+        </w:rPr>
+        <w:t xml:space="preserve">3. Bandingkan skala waktu</w:t>
+      </w:r>
+    </w:p>
+    <w:p>
+      <w:pPr>
+        <w:tabs>
+          <w:tab w:val="center" w:pos="4393"/>
+          <w:tab w:val="right" w:pos="8787"/>
+        </w:tabs>
+        <w:spacing w:before="40" w:after="120"/>
+      </w:pPr>
       <w:r>
         <w:rPr>
           <w:rFonts w:ascii="Arial" w:hAnsi="Arial" w:cs="Arial"/>
@@ -4617,7 +4708,28 @@
           <w:color w:val="305496"/>
           <w:sz w:val="22"/>
         </w:rPr>
-        <w:t xml:space="preserve">   (8)</w:t>
+        <w:tab/>
+      </w:r>
+      <w:r>
+        <w:rPr>
+          <w:rFonts w:ascii="Arial" w:hAnsi="Arial" w:cs="Arial"/>
+          <w:b/>
+          <w:i/>
+          <w:color w:val="305496"/>
+          <w:sz w:val="22"/>
+        </w:rPr>
+        <w:t xml:space="preserve">1800 detik berbanding 40 detik = 45</w:t>
+      </w:r>
+      <w:r>
+        <w:rPr>
+          <w:rFonts w:ascii="Arial" w:hAnsi="Arial" w:cs="Arial"/>
+          <w:b/>
+          <w:i/>
+          <w:color w:val="305496"/>
+          <w:sz w:val="22"/>
+        </w:rPr>
+        <w:tab/>
+        <w:t xml:space="preserve">(8)</w:t>
       </w:r>
     </w:p>
     <w:p>

--- a/Sistem-Kendali-Cerdas/Modul-Word/Modul-11-Ikhtisar-Metode-Kontrol-Cerdas.docx
+++ b/Sistem-Kendali-Cerdas/Modul-Word/Modul-11-Ikhtisar-Metode-Kontrol-Cerdas.docx
@@ -2578,17 +2578,66 @@
     </w:p>
     <w:p>
       <w:pPr>
-        <w:spacing w:line="360" w:lineRule="auto" w:after="120"/>
-        <w:jc w:val="both"/>
-      </w:pPr>
-      <w:r>
-        <w:rPr>
-          <w:rFonts w:ascii="Arial" w:hAnsi="Arial" w:cs="Arial"/>
-          <w:b w:val="0"/>
-          <w:i w:val="0"/>
-          <w:sz w:val="22"/>
-        </w:rPr>
-        <w:t xml:space="preserve">🔗 Modul Interaktif: https://dedik-romahadi.github.io/Mechanical-Engineering-Courses/Sistem-Kendali-Cerdas/Modul/Modul-11.html. Pada layar masuk, pilih tombol “👁️ Mode Preview (Tanpa Login)” untuk membaca seluruh materi tanpa perlu NIM dan PIN. Untuk mengerjakan Tugas dan Forum, masuk sebagai Mahasiswa memakai NIM dan PIN.</w:t>
+        <w:pBdr>
+          <w:top w:val="single" w:sz="6" w:space="10" w:color="BFE3D0"/>
+          <w:left w:val="single" w:sz="24" w:space="12" w:color="1F7A55"/>
+          <w:bottom w:val="single" w:sz="6" w:space="10" w:color="BFE3D0"/>
+          <w:right w:val="single" w:sz="6" w:space="10" w:color="BFE3D0"/>
+        </w:pBdr>
+        <w:shd w:val="clear" w:fill="F1FAF5"/>
+        <w:spacing w:before="140" w:after="60" w:line="264" w:lineRule="auto"/>
+        <w:ind w:left="170" w:right="170"/>
+        <w:jc w:val="left"/>
+      </w:pPr>
+      <w:r>
+        <w:rPr>
+          <w:rFonts w:ascii="Arial" w:hAnsi="Arial" w:cs="Arial"/>
+          <w:b/>
+          <w:i w:val="0"/>
+          <w:color w:val="1F7A55"/>
+          <w:sz w:val="17"/>
+          <w:spacing w:val="30"/>
+        </w:rPr>
+        <w:t xml:space="preserve">🔗 MODUL INTERAKTIF</w:t>
+      </w:r>
+      <w:r>
+        <w:br/>
+      </w:r>
+      <w:hyperlink r:id="rId19">
+        <w:r>
+          <w:rPr>
+            <w:rFonts w:ascii="Arial" w:hAnsi="Arial" w:cs="Arial"/>
+            <w:b/>
+            <w:color w:val="0563C1"/>
+            <w:sz w:val="20"/>
+            <w:u w:val="single"/>
+          </w:rPr>
+          <w:t xml:space="preserve">https://dedik-romahadi.github.io/Mechanical-Engineering-Courses/Sistem-Kendali-Cerdas/Modul/Modul-11.html</w:t>
+        </w:r>
+      </w:hyperlink>
+    </w:p>
+    <w:p>
+      <w:pPr>
+        <w:pBdr>
+          <w:top w:val="single" w:sz="6" w:space="10" w:color="BFE3D0"/>
+          <w:left w:val="single" w:sz="24" w:space="12" w:color="1F7A55"/>
+          <w:bottom w:val="single" w:sz="6" w:space="10" w:color="BFE3D0"/>
+          <w:right w:val="single" w:sz="6" w:space="10" w:color="BFE3D0"/>
+        </w:pBdr>
+        <w:shd w:val="clear" w:fill="F1FAF5"/>
+        <w:spacing w:before="0" w:after="140" w:line="264" w:lineRule="auto"/>
+        <w:ind w:left="170" w:right="170"/>
+        <w:jc w:val="left"/>
+      </w:pPr>
+      <w:r>
+        <w:rPr>
+          <w:rFonts w:ascii="Arial" w:hAnsi="Arial" w:cs="Arial"/>
+          <w:b w:val="0"/>
+          <w:i w:val="0"/>
+          <w:color w:val="44525F"/>
+          <w:sz w:val="19"/>
+        </w:rPr>
+        <w:t xml:space="preserve">Pada layar masuk, pilih tombol “👁️ Mode Preview (Tanpa Login)” untuk membaca seluruh materi tanpa perlu NIM dan PIN. Untuk mengerjakan Tugas dan Forum, masuk sebagai Mahasiswa memakai NIM dan PIN.</w:t>
       </w:r>
     </w:p>
     <w:p>
